--- a/final/CQuering_AES408_ProposalDraft.docx
+++ b/final/CQuering_AES408_ProposalDraft.docx
@@ -1,6 +1,6 @@
 
 <file path=word/document.xml><?xml version="1.0" encoding="utf-8"?>
-<w:document xmlns:wpc="http://schemas.microsoft.com/office/word/2010/wordprocessingCanvas" xmlns:cx="http://schemas.microsoft.com/office/drawing/2014/chartex" xmlns:cx1="http://schemas.microsoft.com/office/drawing/2015/9/8/chartex" xmlns:cx2="http://schemas.microsoft.com/office/drawing/2015/10/21/chartex" xmlns:cx3="http://schemas.microsoft.com/office/drawing/2016/5/9/chartex" xmlns:cx4="http://schemas.microsoft.com/office/drawing/2016/5/10/chartex" xmlns:cx5="http://schemas.microsoft.com/office/drawing/2016/5/11/chartex" xmlns:cx6="http://schemas.microsoft.com/office/drawing/2016/5/12/chartex" xmlns:cx7="http://schemas.microsoft.com/office/drawing/2016/5/13/chartex" xmlns:cx8="http://schemas.microsoft.com/office/drawing/2016/5/14/chartex" xmlns:mc="http://schemas.openxmlformats.org/markup-compatibility/2006" xmlns:aink="http://schemas.microsoft.com/office/drawing/2016/ink" xmlns:am3d="http://schemas.microsoft.com/office/drawing/2017/model3d" xmlns:o="urn:schemas-microsoft-com:office:office" xmlns:r="http://schemas.openxmlformats.org/officeDocument/2006/relationships" xmlns:m="http://schemas.openxmlformats.org/officeDocument/2006/math" xmlns:v="urn:schemas-microsoft-com:vml" xmlns:wp14="http://schemas.microsoft.com/office/word/2010/wordprocessingDrawing" xmlns:wp="http://schemas.openxmlformats.org/drawingml/2006/wordprocessingDrawing" xmlns:w10="urn:schemas-microsoft-com:office:word" xmlns:w="http://schemas.openxmlformats.org/wordprocessingml/2006/main" xmlns:w14="http://schemas.microsoft.com/office/word/2010/wordml" xmlns:w15="http://schemas.microsoft.com/office/word/2012/wordml" xmlns:w16cex="http://schemas.microsoft.com/office/word/2018/wordml/cex" xmlns:w16cid="http://schemas.microsoft.com/office/word/2016/wordml/cid" xmlns:w16="http://schemas.microsoft.com/office/word/2018/wordml" xmlns:w16sdtdh="http://schemas.microsoft.com/office/word/2020/wordml/sdtdatahash" xmlns:w16se="http://schemas.microsoft.com/office/word/2015/wordml/symex" xmlns:wpg="http://schemas.microsoft.com/office/word/2010/wordprocessingGroup" xmlns:wpi="http://schemas.microsoft.com/office/word/2010/wordprocessingInk" xmlns:wne="http://schemas.microsoft.com/office/word/2006/wordml" xmlns:wps="http://schemas.microsoft.com/office/word/2010/wordprocessingShape" mc:Ignorable="w14 w15 w16se w16cid w16 w16cex w16sdtdh wp14">
+<w:document xmlns:wpc="http://schemas.microsoft.com/office/word/2010/wordprocessingCanvas" xmlns:cx="http://schemas.microsoft.com/office/drawing/2014/chartex" xmlns:cx1="http://schemas.microsoft.com/office/drawing/2015/9/8/chartex" xmlns:cx2="http://schemas.microsoft.com/office/drawing/2015/10/21/chartex" xmlns:cx3="http://schemas.microsoft.com/office/drawing/2016/5/9/chartex" xmlns:cx4="http://schemas.microsoft.com/office/drawing/2016/5/10/chartex" xmlns:cx5="http://schemas.microsoft.com/office/drawing/2016/5/11/chartex" xmlns:cx6="http://schemas.microsoft.com/office/drawing/2016/5/12/chartex" xmlns:cx7="http://schemas.microsoft.com/office/drawing/2016/5/13/chartex" xmlns:cx8="http://schemas.microsoft.com/office/drawing/2016/5/14/chartex" xmlns:mc="http://schemas.openxmlformats.org/markup-compatibility/2006" xmlns:aink="http://schemas.microsoft.com/office/drawing/2016/ink" xmlns:am3d="http://schemas.microsoft.com/office/drawing/2017/model3d" xmlns:o="urn:schemas-microsoft-com:office:office" xmlns:oel="http://schemas.microsoft.com/office/2019/extlst" xmlns:r="http://schemas.openxmlformats.org/officeDocument/2006/relationships" xmlns:m="http://schemas.openxmlformats.org/officeDocument/2006/math" xmlns:v="urn:schemas-microsoft-com:vml" xmlns:wp14="http://schemas.microsoft.com/office/word/2010/wordprocessingDrawing" xmlns:wp="http://schemas.openxmlformats.org/drawingml/2006/wordprocessingDrawing" xmlns:w10="urn:schemas-microsoft-com:office:word" xmlns:w="http://schemas.openxmlformats.org/wordprocessingml/2006/main" xmlns:w14="http://schemas.microsoft.com/office/word/2010/wordml" xmlns:w15="http://schemas.microsoft.com/office/word/2012/wordml" xmlns:w16cex="http://schemas.microsoft.com/office/word/2018/wordml/cex" xmlns:w16cid="http://schemas.microsoft.com/office/word/2016/wordml/cid" xmlns:w16="http://schemas.microsoft.com/office/word/2018/wordml" xmlns:w16du="http://schemas.microsoft.com/office/word/2023/wordml/word16du" xmlns:w16sdtdh="http://schemas.microsoft.com/office/word/2020/wordml/sdtdatahash" xmlns:w16sdtfl="http://schemas.microsoft.com/office/word/2024/wordml/sdtformatlock" xmlns:w16se="http://schemas.microsoft.com/office/word/2015/wordml/symex" xmlns:wpg="http://schemas.microsoft.com/office/word/2010/wordprocessingGroup" xmlns:wpi="http://schemas.microsoft.com/office/word/2010/wordprocessingInk" xmlns:wne="http://schemas.microsoft.com/office/word/2006/wordml" xmlns:wps="http://schemas.microsoft.com/office/word/2010/wordprocessingShape" mc:Ignorable="w14 w15 w16se w16cid w16 w16cex w16sdtdh w16sdtfl w16du wp14">
   <w:body>
     <w:p>
       <w:pPr>
@@ -18,7 +18,6 @@
         </w:rPr>
         <w:t xml:space="preserve">Habitat suitability analysis/range mapping for </w:t>
       </w:r>
-      <w:proofErr w:type="spellStart"/>
       <w:r>
         <w:rPr>
           <w:rFonts w:ascii="Times New Roman" w:hAnsi="Times New Roman" w:cs="Times New Roman"/>
@@ -27,56 +26,15 @@
           <w:sz w:val="24"/>
           <w:szCs w:val="24"/>
         </w:rPr>
-        <w:t>Phaeognathus</w:t>
-      </w:r>
-      <w:proofErr w:type="spellEnd"/>
-      <w:r>
-        <w:rPr>
-          <w:rFonts w:ascii="Times New Roman" w:hAnsi="Times New Roman" w:cs="Times New Roman"/>
-          <w:i/>
-          <w:iCs/>
-          <w:sz w:val="24"/>
-          <w:szCs w:val="24"/>
-        </w:rPr>
-        <w:t xml:space="preserve"> </w:t>
-      </w:r>
-      <w:proofErr w:type="spellStart"/>
-      <w:r>
-        <w:rPr>
-          <w:rFonts w:ascii="Times New Roman" w:hAnsi="Times New Roman" w:cs="Times New Roman"/>
-          <w:i/>
-          <w:iCs/>
-          <w:sz w:val="24"/>
-          <w:szCs w:val="24"/>
-        </w:rPr>
-        <w:t>hubrichti</w:t>
-      </w:r>
-      <w:proofErr w:type="spellEnd"/>
-      <w:r>
-        <w:rPr>
-          <w:rFonts w:ascii="Times New Roman" w:hAnsi="Times New Roman" w:cs="Times New Roman"/>
-          <w:sz w:val="24"/>
-          <w:szCs w:val="24"/>
-        </w:rPr>
-        <w:t xml:space="preserve"> (Caudata: </w:t>
-      </w:r>
-      <w:proofErr w:type="spellStart"/>
-      <w:r>
-        <w:rPr>
-          <w:rFonts w:ascii="Times New Roman" w:hAnsi="Times New Roman" w:cs="Times New Roman"/>
-          <w:sz w:val="24"/>
-          <w:szCs w:val="24"/>
-        </w:rPr>
-        <w:t>Plethodontidae</w:t>
-      </w:r>
-      <w:proofErr w:type="spellEnd"/>
-      <w:r>
-        <w:rPr>
-          <w:rFonts w:ascii="Times New Roman" w:hAnsi="Times New Roman" w:cs="Times New Roman"/>
-          <w:sz w:val="24"/>
-          <w:szCs w:val="24"/>
-        </w:rPr>
-        <w:t>)</w:t>
+        <w:t>Phaeognathus hubrichti</w:t>
+      </w:r>
+      <w:r>
+        <w:rPr>
+          <w:rFonts w:ascii="Times New Roman" w:hAnsi="Times New Roman" w:cs="Times New Roman"/>
+          <w:sz w:val="24"/>
+          <w:szCs w:val="24"/>
+        </w:rPr>
+        <w:t xml:space="preserve"> (Caudata: Plethodontidae)</w:t>
       </w:r>
     </w:p>
     <w:p>
@@ -93,15 +51,23 @@
           <w:sz w:val="24"/>
           <w:szCs w:val="24"/>
         </w:rPr>
-        <w:t>Overall goal: predict potential suitable sites for the species and contrast with known occurrence records (if available)</w:t>
-      </w:r>
-      <w:r>
-        <w:rPr>
-          <w:rFonts w:ascii="Times New Roman" w:hAnsi="Times New Roman" w:cs="Times New Roman"/>
-          <w:sz w:val="24"/>
-          <w:szCs w:val="24"/>
-        </w:rPr>
-        <w:t xml:space="preserve">. </w:t>
+        <w:t>Overall goal: predict potential suitable sites</w:t>
+      </w:r>
+      <w:r>
+        <w:rPr>
+          <w:rFonts w:ascii="Times New Roman" w:hAnsi="Times New Roman" w:cs="Times New Roman"/>
+          <w:sz w:val="24"/>
+          <w:szCs w:val="24"/>
+        </w:rPr>
+        <w:t xml:space="preserve"> by creating a habitat suitability raster for the species If I can get access to reliable occurrence site coordinates (ask Eric), use these to test whether the suitability model includes these sites. This can test whether the model is too selective to a certain degree, but cannot test whether the model is selecting too much potential habitat and should be more restrictive.</w:t>
+      </w:r>
+      <w:r>
+        <w:rPr>
+          <w:rFonts w:ascii="Times New Roman" w:hAnsi="Times New Roman" w:cs="Times New Roman"/>
+          <w:sz w:val="24"/>
+          <w:szCs w:val="24"/>
+        </w:rPr>
+        <w:t xml:space="preserve"> </w:t>
       </w:r>
     </w:p>
     <w:p>
@@ -417,7 +383,7 @@
 </file>
 
 <file path=word/numbering.xml><?xml version="1.0" encoding="utf-8"?>
-<w:numbering xmlns:wpc="http://schemas.microsoft.com/office/word/2010/wordprocessingCanvas" xmlns:cx="http://schemas.microsoft.com/office/drawing/2014/chartex" xmlns:cx1="http://schemas.microsoft.com/office/drawing/2015/9/8/chartex" xmlns:cx2="http://schemas.microsoft.com/office/drawing/2015/10/21/chartex" xmlns:cx3="http://schemas.microsoft.com/office/drawing/2016/5/9/chartex" xmlns:cx4="http://schemas.microsoft.com/office/drawing/2016/5/10/chartex" xmlns:cx5="http://schemas.microsoft.com/office/drawing/2016/5/11/chartex" xmlns:cx6="http://schemas.microsoft.com/office/drawing/2016/5/12/chartex" xmlns:cx7="http://schemas.microsoft.com/office/drawing/2016/5/13/chartex" xmlns:cx8="http://schemas.microsoft.com/office/drawing/2016/5/14/chartex" xmlns:mc="http://schemas.openxmlformats.org/markup-compatibility/2006" xmlns:aink="http://schemas.microsoft.com/office/drawing/2016/ink" xmlns:am3d="http://schemas.microsoft.com/office/drawing/2017/model3d" xmlns:o="urn:schemas-microsoft-com:office:office" xmlns:r="http://schemas.openxmlformats.org/officeDocument/2006/relationships" xmlns:m="http://schemas.openxmlformats.org/officeDocument/2006/math" xmlns:v="urn:schemas-microsoft-com:vml" xmlns:wp14="http://schemas.microsoft.com/office/word/2010/wordprocessingDrawing" xmlns:wp="http://schemas.openxmlformats.org/drawingml/2006/wordprocessingDrawing" xmlns:w10="urn:schemas-microsoft-com:office:word" xmlns:w="http://schemas.openxmlformats.org/wordprocessingml/2006/main" xmlns:w14="http://schemas.microsoft.com/office/word/2010/wordml" xmlns:w15="http://schemas.microsoft.com/office/word/2012/wordml" xmlns:w16cex="http://schemas.microsoft.com/office/word/2018/wordml/cex" xmlns:w16cid="http://schemas.microsoft.com/office/word/2016/wordml/cid" xmlns:w16="http://schemas.microsoft.com/office/word/2018/wordml" xmlns:w16sdtdh="http://schemas.microsoft.com/office/word/2020/wordml/sdtdatahash" xmlns:w16se="http://schemas.microsoft.com/office/word/2015/wordml/symex" xmlns:wpg="http://schemas.microsoft.com/office/word/2010/wordprocessingGroup" xmlns:wpi="http://schemas.microsoft.com/office/word/2010/wordprocessingInk" xmlns:wne="http://schemas.microsoft.com/office/word/2006/wordml" xmlns:wps="http://schemas.microsoft.com/office/word/2010/wordprocessingShape" mc:Ignorable="w14 w15 w16se w16cid w16 w16cex w16sdtdh wp14">
+<w:numbering xmlns:wpc="http://schemas.microsoft.com/office/word/2010/wordprocessingCanvas" xmlns:cx="http://schemas.microsoft.com/office/drawing/2014/chartex" xmlns:cx1="http://schemas.microsoft.com/office/drawing/2015/9/8/chartex" xmlns:cx2="http://schemas.microsoft.com/office/drawing/2015/10/21/chartex" xmlns:cx3="http://schemas.microsoft.com/office/drawing/2016/5/9/chartex" xmlns:cx4="http://schemas.microsoft.com/office/drawing/2016/5/10/chartex" xmlns:cx5="http://schemas.microsoft.com/office/drawing/2016/5/11/chartex" xmlns:cx6="http://schemas.microsoft.com/office/drawing/2016/5/12/chartex" xmlns:cx7="http://schemas.microsoft.com/office/drawing/2016/5/13/chartex" xmlns:cx8="http://schemas.microsoft.com/office/drawing/2016/5/14/chartex" xmlns:mc="http://schemas.openxmlformats.org/markup-compatibility/2006" xmlns:aink="http://schemas.microsoft.com/office/drawing/2016/ink" xmlns:am3d="http://schemas.microsoft.com/office/drawing/2017/model3d" xmlns:o="urn:schemas-microsoft-com:office:office" xmlns:oel="http://schemas.microsoft.com/office/2019/extlst" xmlns:r="http://schemas.openxmlformats.org/officeDocument/2006/relationships" xmlns:m="http://schemas.openxmlformats.org/officeDocument/2006/math" xmlns:v="urn:schemas-microsoft-com:vml" xmlns:wp14="http://schemas.microsoft.com/office/word/2010/wordprocessingDrawing" xmlns:wp="http://schemas.openxmlformats.org/drawingml/2006/wordprocessingDrawing" xmlns:w10="urn:schemas-microsoft-com:office:word" xmlns:w="http://schemas.openxmlformats.org/wordprocessingml/2006/main" xmlns:w14="http://schemas.microsoft.com/office/word/2010/wordml" xmlns:w15="http://schemas.microsoft.com/office/word/2012/wordml" xmlns:w16cex="http://schemas.microsoft.com/office/word/2018/wordml/cex" xmlns:w16cid="http://schemas.microsoft.com/office/word/2016/wordml/cid" xmlns:w16="http://schemas.microsoft.com/office/word/2018/wordml" xmlns:w16du="http://schemas.microsoft.com/office/word/2023/wordml/word16du" xmlns:w16sdtdh="http://schemas.microsoft.com/office/word/2020/wordml/sdtdatahash" xmlns:w16sdtfl="http://schemas.microsoft.com/office/word/2024/wordml/sdtformatlock" xmlns:w16se="http://schemas.microsoft.com/office/word/2015/wordml/symex" xmlns:wpg="http://schemas.microsoft.com/office/word/2010/wordprocessingGroup" xmlns:wpi="http://schemas.microsoft.com/office/word/2010/wordprocessingInk" xmlns:wne="http://schemas.microsoft.com/office/word/2006/wordml" xmlns:wps="http://schemas.microsoft.com/office/word/2010/wordprocessingShape" mc:Ignorable="w14 w15 w16se w16cid w16 w16cex w16sdtdh w16sdtfl w16du wp14">
   <w:abstractNum w:abstractNumId="0" w15:restartNumberingAfterBreak="0">
     <w:nsid w:val="6A9D669A"/>
     <w:multiLevelType w:val="hybridMultilevel"/>
@@ -530,14 +496,14 @@
       </w:rPr>
     </w:lvl>
   </w:abstractNum>
-  <w:num w:numId="1">
+  <w:num w:numId="1" w16cid:durableId="1685203391">
     <w:abstractNumId w:val="0"/>
   </w:num>
 </w:numbering>
 </file>
 
 <file path=word/styles.xml><?xml version="1.0" encoding="utf-8"?>
-<w:styles xmlns:mc="http://schemas.openxmlformats.org/markup-compatibility/2006" xmlns:r="http://schemas.openxmlformats.org/officeDocument/2006/relationships" xmlns:w="http://schemas.openxmlformats.org/wordprocessingml/2006/main" xmlns:w14="http://schemas.microsoft.com/office/word/2010/wordml" xmlns:w15="http://schemas.microsoft.com/office/word/2012/wordml" xmlns:w16cex="http://schemas.microsoft.com/office/word/2018/wordml/cex" xmlns:w16cid="http://schemas.microsoft.com/office/word/2016/wordml/cid" xmlns:w16="http://schemas.microsoft.com/office/word/2018/wordml" xmlns:w16sdtdh="http://schemas.microsoft.com/office/word/2020/wordml/sdtdatahash" xmlns:w16se="http://schemas.microsoft.com/office/word/2015/wordml/symex" mc:Ignorable="w14 w15 w16se w16cid w16 w16cex w16sdtdh">
+<w:styles xmlns:mc="http://schemas.openxmlformats.org/markup-compatibility/2006" xmlns:r="http://schemas.openxmlformats.org/officeDocument/2006/relationships" xmlns:w="http://schemas.openxmlformats.org/wordprocessingml/2006/main" xmlns:w14="http://schemas.microsoft.com/office/word/2010/wordml" xmlns:w15="http://schemas.microsoft.com/office/word/2012/wordml" xmlns:w16cex="http://schemas.microsoft.com/office/word/2018/wordml/cex" xmlns:w16cid="http://schemas.microsoft.com/office/word/2016/wordml/cid" xmlns:w16="http://schemas.microsoft.com/office/word/2018/wordml" xmlns:w16du="http://schemas.microsoft.com/office/word/2023/wordml/word16du" xmlns:w16sdtdh="http://schemas.microsoft.com/office/word/2020/wordml/sdtdatahash" xmlns:w16sdtfl="http://schemas.microsoft.com/office/word/2024/wordml/sdtformatlock" xmlns:w16se="http://schemas.microsoft.com/office/word/2015/wordml/symex" mc:Ignorable="w14 w15 w16se w16cid w16 w16cex w16sdtdh w16sdtfl w16du">
   <w:docDefaults>
     <w:rPrDefault>
       <w:rPr>
@@ -938,6 +904,7 @@
   <w:style w:type="character" w:default="1" w:styleId="DefaultParagraphFont">
     <w:name w:val="Default Paragraph Font"/>
     <w:uiPriority w:val="1"/>
+    <w:semiHidden/>
     <w:unhideWhenUsed/>
   </w:style>
   <w:style w:type="table" w:default="1" w:styleId="TableNormal">

--- a/final/CQuering_AES408_ProposalDraft.docx
+++ b/final/CQuering_AES408_ProposalDraft.docx
@@ -1,26 +1,269 @@
 
 <file path=word/document.xml><?xml version="1.0" encoding="utf-8"?>
-<w:document xmlns:wpc="http://schemas.microsoft.com/office/word/2010/wordprocessingCanvas" xmlns:cx="http://schemas.microsoft.com/office/drawing/2014/chartex" xmlns:cx1="http://schemas.microsoft.com/office/drawing/2015/9/8/chartex" xmlns:cx2="http://schemas.microsoft.com/office/drawing/2015/10/21/chartex" xmlns:cx3="http://schemas.microsoft.com/office/drawing/2016/5/9/chartex" xmlns:cx4="http://schemas.microsoft.com/office/drawing/2016/5/10/chartex" xmlns:cx5="http://schemas.microsoft.com/office/drawing/2016/5/11/chartex" xmlns:cx6="http://schemas.microsoft.com/office/drawing/2016/5/12/chartex" xmlns:cx7="http://schemas.microsoft.com/office/drawing/2016/5/13/chartex" xmlns:cx8="http://schemas.microsoft.com/office/drawing/2016/5/14/chartex" xmlns:mc="http://schemas.openxmlformats.org/markup-compatibility/2006" xmlns:aink="http://schemas.microsoft.com/office/drawing/2016/ink" xmlns:am3d="http://schemas.microsoft.com/office/drawing/2017/model3d" xmlns:o="urn:schemas-microsoft-com:office:office" xmlns:oel="http://schemas.microsoft.com/office/2019/extlst" xmlns:r="http://schemas.openxmlformats.org/officeDocument/2006/relationships" xmlns:m="http://schemas.openxmlformats.org/officeDocument/2006/math" xmlns:v="urn:schemas-microsoft-com:vml" xmlns:wp14="http://schemas.microsoft.com/office/word/2010/wordprocessingDrawing" xmlns:wp="http://schemas.openxmlformats.org/drawingml/2006/wordprocessingDrawing" xmlns:w10="urn:schemas-microsoft-com:office:word" xmlns:w="http://schemas.openxmlformats.org/wordprocessingml/2006/main" xmlns:w14="http://schemas.microsoft.com/office/word/2010/wordml" xmlns:w15="http://schemas.microsoft.com/office/word/2012/wordml" xmlns:w16cex="http://schemas.microsoft.com/office/word/2018/wordml/cex" xmlns:w16cid="http://schemas.microsoft.com/office/word/2016/wordml/cid" xmlns:w16="http://schemas.microsoft.com/office/word/2018/wordml" xmlns:w16du="http://schemas.microsoft.com/office/word/2023/wordml/word16du" xmlns:w16sdtdh="http://schemas.microsoft.com/office/word/2020/wordml/sdtdatahash" xmlns:w16sdtfl="http://schemas.microsoft.com/office/word/2024/wordml/sdtformatlock" xmlns:w16se="http://schemas.microsoft.com/office/word/2015/wordml/symex" xmlns:wpg="http://schemas.microsoft.com/office/word/2010/wordprocessingGroup" xmlns:wpi="http://schemas.microsoft.com/office/word/2010/wordprocessingInk" xmlns:wne="http://schemas.microsoft.com/office/word/2006/wordml" xmlns:wps="http://schemas.microsoft.com/office/word/2010/wordprocessingShape" mc:Ignorable="w14 w15 w16se w16cid w16 w16cex w16sdtdh w16sdtfl w16du wp14">
+<w:document xmlns:wpc="http://schemas.microsoft.com/office/word/2010/wordprocessingCanvas" xmlns:cx="http://schemas.microsoft.com/office/drawing/2014/chartex" xmlns:cx1="http://schemas.microsoft.com/office/drawing/2015/9/8/chartex" xmlns:cx2="http://schemas.microsoft.com/office/drawing/2015/10/21/chartex" xmlns:cx3="http://schemas.microsoft.com/office/drawing/2016/5/9/chartex" xmlns:cx4="http://schemas.microsoft.com/office/drawing/2016/5/10/chartex" xmlns:cx5="http://schemas.microsoft.com/office/drawing/2016/5/11/chartex" xmlns:cx6="http://schemas.microsoft.com/office/drawing/2016/5/12/chartex" xmlns:cx7="http://schemas.microsoft.com/office/drawing/2016/5/13/chartex" xmlns:cx8="http://schemas.microsoft.com/office/drawing/2016/5/14/chartex" xmlns:mc="http://schemas.openxmlformats.org/markup-compatibility/2006" xmlns:aink="http://schemas.microsoft.com/office/drawing/2016/ink" xmlns:am3d="http://schemas.microsoft.com/office/drawing/2017/model3d" xmlns:o="urn:schemas-microsoft-com:office:office" xmlns:r="http://schemas.openxmlformats.org/officeDocument/2006/relationships" xmlns:m="http://schemas.openxmlformats.org/officeDocument/2006/math" xmlns:v="urn:schemas-microsoft-com:vml" xmlns:wp14="http://schemas.microsoft.com/office/word/2010/wordprocessingDrawing" xmlns:wp="http://schemas.openxmlformats.org/drawingml/2006/wordprocessingDrawing" xmlns:w10="urn:schemas-microsoft-com:office:word" xmlns:w="http://schemas.openxmlformats.org/wordprocessingml/2006/main" xmlns:w14="http://schemas.microsoft.com/office/word/2010/wordml" xmlns:w15="http://schemas.microsoft.com/office/word/2012/wordml" xmlns:w16cex="http://schemas.microsoft.com/office/word/2018/wordml/cex" xmlns:w16cid="http://schemas.microsoft.com/office/word/2016/wordml/cid" xmlns:w16="http://schemas.microsoft.com/office/word/2018/wordml" xmlns:w16sdtdh="http://schemas.microsoft.com/office/word/2020/wordml/sdtdatahash" xmlns:w16se="http://schemas.microsoft.com/office/word/2015/wordml/symex" xmlns:wpg="http://schemas.microsoft.com/office/word/2010/wordprocessingGroup" xmlns:wpi="http://schemas.microsoft.com/office/word/2010/wordprocessingInk" xmlns:wne="http://schemas.microsoft.com/office/word/2006/wordml" xmlns:wps="http://schemas.microsoft.com/office/word/2010/wordprocessingShape" mc:Ignorable="w14 w15 w16se w16cid w16 w16cex w16sdtdh wp14">
   <w:body>
     <w:p>
       <w:pPr>
-        <w:rPr>
-          <w:rFonts w:ascii="Times New Roman" w:hAnsi="Times New Roman" w:cs="Times New Roman"/>
-          <w:sz w:val="24"/>
-          <w:szCs w:val="24"/>
-        </w:rPr>
-      </w:pPr>
-      <w:r>
-        <w:rPr>
-          <w:rFonts w:ascii="Times New Roman" w:hAnsi="Times New Roman" w:cs="Times New Roman"/>
-          <w:sz w:val="24"/>
-          <w:szCs w:val="24"/>
-        </w:rPr>
-        <w:t xml:space="preserve">Habitat suitability analysis/range mapping for </w:t>
-      </w:r>
-      <w:r>
-        <w:rPr>
-          <w:rFonts w:ascii="Times New Roman" w:hAnsi="Times New Roman" w:cs="Times New Roman"/>
+        <w:spacing w:after="0" w:line="240" w:lineRule="auto"/>
+        <w:rPr>
+          <w:rFonts w:ascii="Times New Roman" w:hAnsi="Times New Roman" w:cs="Times New Roman"/>
+          <w:sz w:val="24"/>
+          <w:szCs w:val="24"/>
+        </w:rPr>
+      </w:pPr>
+      <w:bookmarkStart w:id="0" w:name="_Hlk226449565"/>
+      <w:bookmarkEnd w:id="0"/>
+    </w:p>
+    <w:p>
+      <w:pPr>
+        <w:spacing w:after="0" w:line="240" w:lineRule="auto"/>
+        <w:rPr>
+          <w:rFonts w:ascii="Times New Roman" w:hAnsi="Times New Roman" w:cs="Times New Roman"/>
+          <w:sz w:val="24"/>
+          <w:szCs w:val="24"/>
+        </w:rPr>
+      </w:pPr>
+    </w:p>
+    <w:p>
+      <w:pPr>
+        <w:spacing w:after="0" w:line="240" w:lineRule="auto"/>
+        <w:rPr>
+          <w:rFonts w:ascii="Times New Roman" w:hAnsi="Times New Roman" w:cs="Times New Roman"/>
+          <w:sz w:val="24"/>
+          <w:szCs w:val="24"/>
+        </w:rPr>
+      </w:pPr>
+    </w:p>
+    <w:p>
+      <w:pPr>
+        <w:spacing w:after="0" w:line="240" w:lineRule="auto"/>
+        <w:rPr>
+          <w:rFonts w:ascii="Times New Roman" w:hAnsi="Times New Roman" w:cs="Times New Roman"/>
+          <w:sz w:val="24"/>
+          <w:szCs w:val="24"/>
+        </w:rPr>
+      </w:pPr>
+    </w:p>
+    <w:p>
+      <w:pPr>
+        <w:spacing w:after="0" w:line="240" w:lineRule="auto"/>
+        <w:rPr>
+          <w:rFonts w:ascii="Times New Roman" w:hAnsi="Times New Roman" w:cs="Times New Roman"/>
+          <w:sz w:val="24"/>
+          <w:szCs w:val="24"/>
+        </w:rPr>
+      </w:pPr>
+    </w:p>
+    <w:p>
+      <w:pPr>
+        <w:spacing w:after="0" w:line="240" w:lineRule="auto"/>
+        <w:rPr>
+          <w:rFonts w:ascii="Times New Roman" w:hAnsi="Times New Roman" w:cs="Times New Roman"/>
+          <w:sz w:val="24"/>
+          <w:szCs w:val="24"/>
+        </w:rPr>
+      </w:pPr>
+    </w:p>
+    <w:p>
+      <w:pPr>
+        <w:spacing w:after="0" w:line="240" w:lineRule="auto"/>
+        <w:rPr>
+          <w:rFonts w:ascii="Times New Roman" w:hAnsi="Times New Roman" w:cs="Times New Roman"/>
+          <w:sz w:val="24"/>
+          <w:szCs w:val="24"/>
+        </w:rPr>
+      </w:pPr>
+    </w:p>
+    <w:p>
+      <w:pPr>
+        <w:spacing w:after="0" w:line="240" w:lineRule="auto"/>
+        <w:rPr>
+          <w:rFonts w:ascii="Times New Roman" w:hAnsi="Times New Roman" w:cs="Times New Roman"/>
+          <w:sz w:val="24"/>
+          <w:szCs w:val="24"/>
+        </w:rPr>
+      </w:pPr>
+    </w:p>
+    <w:p>
+      <w:pPr>
+        <w:spacing w:after="0" w:line="240" w:lineRule="auto"/>
+        <w:rPr>
+          <w:rFonts w:ascii="Times New Roman" w:hAnsi="Times New Roman" w:cs="Times New Roman"/>
+          <w:sz w:val="24"/>
+          <w:szCs w:val="24"/>
+        </w:rPr>
+      </w:pPr>
+    </w:p>
+    <w:p>
+      <w:pPr>
+        <w:spacing w:after="0" w:line="240" w:lineRule="auto"/>
+        <w:rPr>
+          <w:rFonts w:ascii="Times New Roman" w:hAnsi="Times New Roman" w:cs="Times New Roman"/>
+          <w:sz w:val="24"/>
+          <w:szCs w:val="24"/>
+        </w:rPr>
+      </w:pPr>
+    </w:p>
+    <w:p>
+      <w:pPr>
+        <w:spacing w:after="0" w:line="240" w:lineRule="auto"/>
+        <w:rPr>
+          <w:rFonts w:ascii="Times New Roman" w:hAnsi="Times New Roman" w:cs="Times New Roman"/>
+          <w:sz w:val="24"/>
+          <w:szCs w:val="24"/>
+        </w:rPr>
+      </w:pPr>
+    </w:p>
+    <w:p>
+      <w:pPr>
+        <w:spacing w:after="0" w:line="240" w:lineRule="auto"/>
+        <w:rPr>
+          <w:rFonts w:ascii="Times New Roman" w:hAnsi="Times New Roman" w:cs="Times New Roman"/>
+          <w:sz w:val="24"/>
+          <w:szCs w:val="24"/>
+        </w:rPr>
+      </w:pPr>
+    </w:p>
+    <w:p>
+      <w:pPr>
+        <w:spacing w:after="0" w:line="240" w:lineRule="auto"/>
+        <w:jc w:val="center"/>
+        <w:rPr>
+          <w:rFonts w:ascii="Times New Roman" w:hAnsi="Times New Roman" w:cs="Times New Roman"/>
+          <w:b/>
+          <w:bCs/>
+          <w:sz w:val="24"/>
+          <w:szCs w:val="24"/>
+        </w:rPr>
+      </w:pPr>
+      <w:r>
+        <w:rPr>
+          <w:rFonts w:ascii="Times New Roman" w:hAnsi="Times New Roman" w:cs="Times New Roman"/>
+          <w:b/>
+          <w:bCs/>
+          <w:sz w:val="24"/>
+          <w:szCs w:val="24"/>
+        </w:rPr>
+        <w:t xml:space="preserve">Project </w:t>
+      </w:r>
+      <w:r>
+        <w:rPr>
+          <w:rFonts w:ascii="Times New Roman" w:hAnsi="Times New Roman" w:cs="Times New Roman"/>
+          <w:b/>
+          <w:bCs/>
+          <w:sz w:val="24"/>
+          <w:szCs w:val="24"/>
+        </w:rPr>
+        <w:t xml:space="preserve">Proposal: </w:t>
+      </w:r>
+      <w:r>
+        <w:rPr>
+          <w:rFonts w:ascii="Times New Roman" w:hAnsi="Times New Roman" w:cs="Times New Roman"/>
+          <w:b/>
+          <w:bCs/>
+          <w:sz w:val="24"/>
+          <w:szCs w:val="24"/>
+        </w:rPr>
+        <w:t xml:space="preserve">Habitat </w:t>
+      </w:r>
+      <w:r>
+        <w:rPr>
+          <w:rFonts w:ascii="Times New Roman" w:hAnsi="Times New Roman" w:cs="Times New Roman"/>
+          <w:b/>
+          <w:bCs/>
+          <w:sz w:val="24"/>
+          <w:szCs w:val="24"/>
+        </w:rPr>
+        <w:t>S</w:t>
+      </w:r>
+      <w:r>
+        <w:rPr>
+          <w:rFonts w:ascii="Times New Roman" w:hAnsi="Times New Roman" w:cs="Times New Roman"/>
+          <w:b/>
+          <w:bCs/>
+          <w:sz w:val="24"/>
+          <w:szCs w:val="24"/>
+        </w:rPr>
+        <w:t xml:space="preserve">uitability </w:t>
+      </w:r>
+      <w:r>
+        <w:rPr>
+          <w:rFonts w:ascii="Times New Roman" w:hAnsi="Times New Roman" w:cs="Times New Roman"/>
+          <w:b/>
+          <w:bCs/>
+          <w:sz w:val="24"/>
+          <w:szCs w:val="24"/>
+        </w:rPr>
+        <w:t>A</w:t>
+      </w:r>
+      <w:r>
+        <w:rPr>
+          <w:rFonts w:ascii="Times New Roman" w:hAnsi="Times New Roman" w:cs="Times New Roman"/>
+          <w:b/>
+          <w:bCs/>
+          <w:sz w:val="24"/>
+          <w:szCs w:val="24"/>
+        </w:rPr>
+        <w:t>nalysis</w:t>
+      </w:r>
+      <w:r>
+        <w:rPr>
+          <w:rFonts w:ascii="Times New Roman" w:hAnsi="Times New Roman" w:cs="Times New Roman"/>
+          <w:b/>
+          <w:bCs/>
+          <w:sz w:val="24"/>
+          <w:szCs w:val="24"/>
+        </w:rPr>
+        <w:t xml:space="preserve"> for the Elusive </w:t>
+      </w:r>
+    </w:p>
+    <w:p>
+      <w:pPr>
+        <w:spacing w:after="0" w:line="240" w:lineRule="auto"/>
+        <w:jc w:val="center"/>
+        <w:rPr>
+          <w:rFonts w:ascii="Times New Roman" w:hAnsi="Times New Roman" w:cs="Times New Roman"/>
+          <w:b/>
+          <w:bCs/>
+          <w:sz w:val="24"/>
+          <w:szCs w:val="24"/>
+        </w:rPr>
+      </w:pPr>
+      <w:r>
+        <w:rPr>
+          <w:rFonts w:ascii="Times New Roman" w:hAnsi="Times New Roman" w:cs="Times New Roman"/>
+          <w:b/>
+          <w:bCs/>
+          <w:sz w:val="24"/>
+          <w:szCs w:val="24"/>
+        </w:rPr>
+        <w:t>Red Hills Salamander</w:t>
+      </w:r>
+      <w:r>
+        <w:rPr>
+          <w:rFonts w:ascii="Times New Roman" w:hAnsi="Times New Roman" w:cs="Times New Roman"/>
+          <w:b/>
+          <w:bCs/>
+          <w:sz w:val="24"/>
+          <w:szCs w:val="24"/>
+        </w:rPr>
+        <w:t xml:space="preserve"> </w:t>
+      </w:r>
+      <w:r>
+        <w:rPr>
+          <w:rFonts w:ascii="Times New Roman" w:hAnsi="Times New Roman" w:cs="Times New Roman"/>
+          <w:b/>
+          <w:bCs/>
+          <w:sz w:val="24"/>
+          <w:szCs w:val="24"/>
+        </w:rPr>
+        <w:t>(</w:t>
+      </w:r>
+      <w:r>
+        <w:rPr>
+          <w:rFonts w:ascii="Times New Roman" w:hAnsi="Times New Roman" w:cs="Times New Roman"/>
+          <w:b/>
+          <w:bCs/>
           <w:i/>
           <w:iCs/>
           <w:sz w:val="24"/>
@@ -31,80 +274,8 @@
       <w:r>
         <w:rPr>
           <w:rFonts w:ascii="Times New Roman" w:hAnsi="Times New Roman" w:cs="Times New Roman"/>
-          <w:sz w:val="24"/>
-          <w:szCs w:val="24"/>
-        </w:rPr>
-        <w:t xml:space="preserve"> (Caudata: Plethodontidae)</w:t>
-      </w:r>
-    </w:p>
-    <w:p>
-      <w:pPr>
-        <w:rPr>
-          <w:rFonts w:ascii="Times New Roman" w:hAnsi="Times New Roman" w:cs="Times New Roman"/>
-          <w:sz w:val="24"/>
-          <w:szCs w:val="24"/>
-        </w:rPr>
-      </w:pPr>
-      <w:r>
-        <w:rPr>
-          <w:rFonts w:ascii="Times New Roman" w:hAnsi="Times New Roman" w:cs="Times New Roman"/>
-          <w:sz w:val="24"/>
-          <w:szCs w:val="24"/>
-        </w:rPr>
-        <w:t>Overall goal: predict potential suitable sites</w:t>
-      </w:r>
-      <w:r>
-        <w:rPr>
-          <w:rFonts w:ascii="Times New Roman" w:hAnsi="Times New Roman" w:cs="Times New Roman"/>
-          <w:sz w:val="24"/>
-          <w:szCs w:val="24"/>
-        </w:rPr>
-        <w:t xml:space="preserve"> by creating a habitat suitability raster for the species If I can get access to reliable occurrence site coordinates (ask Eric), use these to test whether the suitability model includes these sites. This can test whether the model is too selective to a certain degree, but cannot test whether the model is selecting too much potential habitat and should be more restrictive.</w:t>
-      </w:r>
-      <w:r>
-        <w:rPr>
-          <w:rFonts w:ascii="Times New Roman" w:hAnsi="Times New Roman" w:cs="Times New Roman"/>
-          <w:sz w:val="24"/>
-          <w:szCs w:val="24"/>
-        </w:rPr>
-        <w:t xml:space="preserve"> </w:t>
-      </w:r>
-    </w:p>
-    <w:p>
-      <w:pPr>
-        <w:pStyle w:val="ListParagraph"/>
-        <w:numPr>
-          <w:ilvl w:val="0"/>
-          <w:numId w:val="1"/>
-        </w:numPr>
-        <w:rPr>
-          <w:rFonts w:ascii="Times New Roman" w:hAnsi="Times New Roman" w:cs="Times New Roman"/>
-          <w:sz w:val="24"/>
-          <w:szCs w:val="24"/>
-        </w:rPr>
-      </w:pPr>
-      <w:r>
-        <w:rPr>
-          <w:rFonts w:ascii="Times New Roman" w:hAnsi="Times New Roman" w:cs="Times New Roman"/>
-          <w:sz w:val="24"/>
-          <w:szCs w:val="24"/>
-        </w:rPr>
-        <w:t xml:space="preserve">Endangered (IUCN 2021 </w:t>
-      </w:r>
-      <w:hyperlink r:id="rId5" w:history="1">
-        <w:r>
-          <w:rPr>
-            <w:rStyle w:val="Hyperlink"/>
-            <w:rFonts w:ascii="Times New Roman" w:hAnsi="Times New Roman" w:cs="Times New Roman"/>
-            <w:sz w:val="24"/>
-            <w:szCs w:val="24"/>
-          </w:rPr>
-          <w:t>https://www.iucnredlist.org/species/16801/118974152</w:t>
-        </w:r>
-      </w:hyperlink>
-      <w:r>
-        <w:rPr>
-          <w:rFonts w:ascii="Times New Roman" w:hAnsi="Times New Roman" w:cs="Times New Roman"/>
+          <w:b/>
+          <w:bCs/>
           <w:sz w:val="24"/>
           <w:szCs w:val="24"/>
         </w:rPr>
@@ -113,39 +284,213 @@
     </w:p>
     <w:p>
       <w:pPr>
-        <w:pStyle w:val="ListParagraph"/>
-        <w:numPr>
-          <w:ilvl w:val="0"/>
-          <w:numId w:val="1"/>
-        </w:numPr>
-        <w:rPr>
-          <w:rFonts w:ascii="Times New Roman" w:hAnsi="Times New Roman" w:cs="Times New Roman"/>
-          <w:sz w:val="24"/>
-          <w:szCs w:val="24"/>
-        </w:rPr>
-      </w:pPr>
-      <w:r>
-        <w:rPr>
-          <w:rFonts w:ascii="Times New Roman" w:hAnsi="Times New Roman" w:cs="Times New Roman"/>
-          <w:sz w:val="24"/>
-          <w:szCs w:val="24"/>
-        </w:rPr>
-        <w:t xml:space="preserve">G2 Imperiled (NatureServe </w:t>
-      </w:r>
-      <w:hyperlink r:id="rId6" w:history="1">
-        <w:r>
-          <w:rPr>
-            <w:rStyle w:val="Hyperlink"/>
-            <w:rFonts w:ascii="Times New Roman" w:hAnsi="Times New Roman" w:cs="Times New Roman"/>
-            <w:sz w:val="24"/>
-            <w:szCs w:val="24"/>
-          </w:rPr>
-          <w:t>https://explorer.natureserve.org/Taxon/ELEMENT_GLOBAL.2.103613/Phaeognathus_hubrichti</w:t>
-        </w:r>
-      </w:hyperlink>
-      <w:r>
-        <w:rPr>
-          <w:rFonts w:ascii="Times New Roman" w:hAnsi="Times New Roman" w:cs="Times New Roman"/>
+        <w:spacing w:after="0" w:line="240" w:lineRule="auto"/>
+        <w:jc w:val="center"/>
+        <w:rPr>
+          <w:rFonts w:ascii="Times New Roman" w:hAnsi="Times New Roman" w:cs="Times New Roman"/>
+          <w:b/>
+          <w:bCs/>
+          <w:sz w:val="24"/>
+          <w:szCs w:val="24"/>
+        </w:rPr>
+      </w:pPr>
+    </w:p>
+    <w:p>
+      <w:pPr>
+        <w:spacing w:after="0" w:line="240" w:lineRule="auto"/>
+        <w:jc w:val="center"/>
+        <w:rPr>
+          <w:rFonts w:ascii="Times New Roman" w:hAnsi="Times New Roman" w:cs="Times New Roman"/>
+          <w:sz w:val="24"/>
+          <w:szCs w:val="24"/>
+        </w:rPr>
+      </w:pPr>
+      <w:r>
+        <w:rPr>
+          <w:rFonts w:ascii="Times New Roman" w:hAnsi="Times New Roman" w:cs="Times New Roman"/>
+          <w:sz w:val="24"/>
+          <w:szCs w:val="24"/>
+        </w:rPr>
+        <w:t>Coral Quering</w:t>
+      </w:r>
+    </w:p>
+    <w:p>
+      <w:pPr>
+        <w:spacing w:after="0" w:line="240" w:lineRule="auto"/>
+        <w:jc w:val="center"/>
+        <w:rPr>
+          <w:rFonts w:ascii="Times New Roman" w:hAnsi="Times New Roman" w:cs="Times New Roman"/>
+          <w:sz w:val="24"/>
+          <w:szCs w:val="24"/>
+        </w:rPr>
+      </w:pPr>
+      <w:r>
+        <w:rPr>
+          <w:rFonts w:ascii="Times New Roman" w:hAnsi="Times New Roman" w:cs="Times New Roman"/>
+          <w:sz w:val="24"/>
+          <w:szCs w:val="24"/>
+        </w:rPr>
+        <w:t>Department of Biological Sciences, University of Alabama in Huntsville</w:t>
+      </w:r>
+    </w:p>
+    <w:p>
+      <w:pPr>
+        <w:spacing w:after="0" w:line="240" w:lineRule="auto"/>
+        <w:jc w:val="center"/>
+        <w:rPr>
+          <w:rFonts w:ascii="Times New Roman" w:hAnsi="Times New Roman" w:cs="Times New Roman"/>
+          <w:sz w:val="24"/>
+          <w:szCs w:val="24"/>
+        </w:rPr>
+      </w:pPr>
+      <w:r>
+        <w:rPr>
+          <w:rFonts w:ascii="Times New Roman" w:hAnsi="Times New Roman" w:cs="Times New Roman"/>
+          <w:sz w:val="24"/>
+          <w:szCs w:val="24"/>
+        </w:rPr>
+        <w:t>AES 408: Python for GIS</w:t>
+      </w:r>
+    </w:p>
+    <w:p>
+      <w:pPr>
+        <w:spacing w:after="0" w:line="240" w:lineRule="auto"/>
+        <w:jc w:val="center"/>
+        <w:rPr>
+          <w:rFonts w:ascii="Times New Roman" w:hAnsi="Times New Roman" w:cs="Times New Roman"/>
+          <w:sz w:val="24"/>
+          <w:szCs w:val="24"/>
+        </w:rPr>
+      </w:pPr>
+      <w:r>
+        <w:rPr>
+          <w:rFonts w:ascii="Times New Roman" w:hAnsi="Times New Roman" w:cs="Times New Roman"/>
+          <w:sz w:val="24"/>
+          <w:szCs w:val="24"/>
+        </w:rPr>
+        <w:t>Dr. Sean Freeman</w:t>
+      </w:r>
+    </w:p>
+    <w:p>
+      <w:pPr>
+        <w:spacing w:after="0" w:line="240" w:lineRule="auto"/>
+        <w:jc w:val="center"/>
+        <w:rPr>
+          <w:rFonts w:ascii="Times New Roman" w:hAnsi="Times New Roman" w:cs="Times New Roman"/>
+          <w:sz w:val="24"/>
+          <w:szCs w:val="24"/>
+        </w:rPr>
+      </w:pPr>
+      <w:r>
+        <w:rPr>
+          <w:rFonts w:ascii="Times New Roman" w:hAnsi="Times New Roman" w:cs="Times New Roman"/>
+          <w:sz w:val="24"/>
+          <w:szCs w:val="24"/>
+        </w:rPr>
+        <w:t>07 March 2026</w:t>
+      </w:r>
+    </w:p>
+    <w:p>
+      <w:pPr>
+        <w:spacing w:after="0" w:line="240" w:lineRule="auto"/>
+        <w:rPr>
+          <w:rFonts w:ascii="Times New Roman" w:hAnsi="Times New Roman" w:cs="Times New Roman"/>
+          <w:sz w:val="24"/>
+          <w:szCs w:val="24"/>
+        </w:rPr>
+      </w:pPr>
+    </w:p>
+    <w:p>
+      <w:pPr>
+        <w:spacing w:after="0" w:line="240" w:lineRule="auto"/>
+        <w:rPr>
+          <w:rFonts w:ascii="Times New Roman" w:hAnsi="Times New Roman" w:cs="Times New Roman"/>
+          <w:sz w:val="24"/>
+          <w:szCs w:val="24"/>
+        </w:rPr>
+      </w:pPr>
+      <w:r>
+        <w:rPr>
+          <w:rFonts w:ascii="Times New Roman" w:hAnsi="Times New Roman" w:cs="Times New Roman"/>
+          <w:sz w:val="24"/>
+          <w:szCs w:val="24"/>
+        </w:rPr>
+        <w:br w:type="page"/>
+      </w:r>
+    </w:p>
+    <w:p>
+      <w:pPr>
+        <w:spacing w:after="0" w:line="240" w:lineRule="auto"/>
+        <w:jc w:val="center"/>
+        <w:rPr>
+          <w:rFonts w:ascii="Times New Roman" w:hAnsi="Times New Roman" w:cs="Times New Roman"/>
+          <w:b/>
+          <w:bCs/>
+          <w:sz w:val="24"/>
+          <w:szCs w:val="24"/>
+        </w:rPr>
+      </w:pPr>
+      <w:r>
+        <w:rPr>
+          <w:rFonts w:ascii="Times New Roman" w:hAnsi="Times New Roman" w:cs="Times New Roman"/>
+          <w:b/>
+          <w:bCs/>
+          <w:sz w:val="24"/>
+          <w:szCs w:val="24"/>
+        </w:rPr>
+        <w:lastRenderedPageBreak/>
+        <w:t xml:space="preserve">Project </w:t>
+      </w:r>
+      <w:r>
+        <w:rPr>
+          <w:rFonts w:ascii="Times New Roman" w:hAnsi="Times New Roman" w:cs="Times New Roman"/>
+          <w:b/>
+          <w:bCs/>
+          <w:sz w:val="24"/>
+          <w:szCs w:val="24"/>
+        </w:rPr>
+        <w:t>Proposal: Habitat Suitability Analysis for the Elusive</w:t>
+      </w:r>
+    </w:p>
+    <w:p>
+      <w:pPr>
+        <w:spacing w:after="0" w:line="240" w:lineRule="auto"/>
+        <w:jc w:val="center"/>
+        <w:rPr>
+          <w:rFonts w:ascii="Times New Roman" w:hAnsi="Times New Roman" w:cs="Times New Roman"/>
+          <w:b/>
+          <w:bCs/>
+          <w:sz w:val="24"/>
+          <w:szCs w:val="24"/>
+        </w:rPr>
+      </w:pPr>
+      <w:r>
+        <w:rPr>
+          <w:rFonts w:ascii="Times New Roman" w:hAnsi="Times New Roman" w:cs="Times New Roman"/>
+          <w:b/>
+          <w:bCs/>
+          <w:sz w:val="24"/>
+          <w:szCs w:val="24"/>
+        </w:rPr>
+        <w:t>Red Hills Salamander (</w:t>
+      </w:r>
+      <w:r>
+        <w:rPr>
+          <w:rFonts w:ascii="Times New Roman" w:hAnsi="Times New Roman" w:cs="Times New Roman"/>
+          <w:b/>
+          <w:bCs/>
+          <w:i/>
+          <w:iCs/>
+          <w:sz w:val="24"/>
+          <w:szCs w:val="24"/>
+        </w:rPr>
+        <w:t>Phaeognathus hubrichti</w:t>
+      </w:r>
+      <w:r>
+        <w:rPr>
+          <w:rFonts w:ascii="Times New Roman" w:hAnsi="Times New Roman" w:cs="Times New Roman"/>
+          <w:b/>
+          <w:bCs/>
           <w:sz w:val="24"/>
           <w:szCs w:val="24"/>
         </w:rPr>
@@ -154,121 +499,24 @@
     </w:p>
     <w:p>
       <w:pPr>
-        <w:pStyle w:val="ListParagraph"/>
-        <w:numPr>
-          <w:ilvl w:val="0"/>
-          <w:numId w:val="1"/>
-        </w:numPr>
-        <w:rPr>
-          <w:rFonts w:ascii="Times New Roman" w:hAnsi="Times New Roman" w:cs="Times New Roman"/>
-          <w:sz w:val="24"/>
-          <w:szCs w:val="24"/>
-        </w:rPr>
-      </w:pPr>
-      <w:r>
-        <w:rPr>
-          <w:rFonts w:ascii="Times New Roman" w:hAnsi="Times New Roman" w:cs="Times New Roman"/>
-          <w:sz w:val="24"/>
-          <w:szCs w:val="24"/>
-        </w:rPr>
-        <w:t>Alabama-endemic</w:t>
-      </w:r>
-    </w:p>
-    <w:p>
-      <w:pPr>
-        <w:pStyle w:val="ListParagraph"/>
-        <w:numPr>
-          <w:ilvl w:val="0"/>
-          <w:numId w:val="1"/>
-        </w:numPr>
-        <w:rPr>
-          <w:rFonts w:ascii="Times New Roman" w:hAnsi="Times New Roman" w:cs="Times New Roman"/>
-          <w:sz w:val="24"/>
-          <w:szCs w:val="24"/>
-        </w:rPr>
-      </w:pPr>
-      <w:r>
-        <w:rPr>
-          <w:rFonts w:ascii="Times New Roman" w:hAnsi="Times New Roman" w:cs="Times New Roman"/>
-          <w:sz w:val="24"/>
-          <w:szCs w:val="24"/>
-        </w:rPr>
-        <w:t>Cryptic – first documented in 1960 and not found again until 1963</w:t>
-      </w:r>
-    </w:p>
-    <w:p>
-      <w:pPr>
-        <w:pStyle w:val="ListParagraph"/>
-        <w:numPr>
-          <w:ilvl w:val="0"/>
-          <w:numId w:val="1"/>
-        </w:numPr>
-        <w:rPr>
-          <w:rFonts w:ascii="Times New Roman" w:hAnsi="Times New Roman" w:cs="Times New Roman"/>
-          <w:sz w:val="24"/>
-          <w:szCs w:val="24"/>
-        </w:rPr>
-      </w:pPr>
-      <w:r>
-        <w:rPr>
-          <w:rFonts w:ascii="Times New Roman" w:hAnsi="Times New Roman" w:cs="Times New Roman"/>
-          <w:sz w:val="24"/>
-          <w:szCs w:val="24"/>
-        </w:rPr>
-        <w:t>Monotypic genus</w:t>
-      </w:r>
-    </w:p>
-    <w:p>
-      <w:pPr>
-        <w:rPr>
-          <w:rFonts w:ascii="Times New Roman" w:hAnsi="Times New Roman" w:cs="Times New Roman"/>
-          <w:sz w:val="24"/>
-          <w:szCs w:val="24"/>
-        </w:rPr>
-      </w:pPr>
-      <w:r>
-        <w:rPr>
-          <w:rFonts w:ascii="Times New Roman" w:hAnsi="Times New Roman" w:cs="Times New Roman"/>
-          <w:sz w:val="24"/>
-          <w:szCs w:val="24"/>
-        </w:rPr>
-        <w:t>Valentine 1963</w:t>
-      </w:r>
-    </w:p>
-    <w:p>
-      <w:pPr>
-        <w:pStyle w:val="ListParagraph"/>
-        <w:numPr>
-          <w:ilvl w:val="0"/>
-          <w:numId w:val="1"/>
-        </w:numPr>
-        <w:rPr>
-          <w:rFonts w:ascii="Times New Roman" w:hAnsi="Times New Roman" w:cs="Times New Roman"/>
-          <w:sz w:val="24"/>
-          <w:szCs w:val="24"/>
-        </w:rPr>
-      </w:pPr>
-      <w:r>
-        <w:rPr>
-          <w:rFonts w:ascii="Times New Roman" w:hAnsi="Times New Roman" w:cs="Times New Roman"/>
-          <w:sz w:val="24"/>
-          <w:szCs w:val="24"/>
-        </w:rPr>
-        <w:t xml:space="preserve">May often co-occur with trapdoor spiders. May occupy burrows created by the spiders; if this is the case, </w:t>
-      </w:r>
-      <w:r>
-        <w:rPr>
-          <w:rFonts w:ascii="Times New Roman" w:hAnsi="Times New Roman" w:cs="Times New Roman"/>
-          <w:sz w:val="24"/>
-          <w:szCs w:val="24"/>
-        </w:rPr>
-        <w:t>presence of trapdoor spiders could be used as a predictive parameter</w:t>
-      </w:r>
-    </w:p>
-    <w:p>
-      <w:pPr>
-        <w:rPr>
-          <w:rFonts w:ascii="Times New Roman" w:hAnsi="Times New Roman" w:cs="Times New Roman"/>
+        <w:spacing w:after="0" w:line="240" w:lineRule="auto"/>
+        <w:jc w:val="center"/>
+        <w:rPr>
+          <w:rFonts w:ascii="Times New Roman" w:hAnsi="Times New Roman" w:cs="Times New Roman"/>
+          <w:b/>
+          <w:bCs/>
+          <w:sz w:val="24"/>
+          <w:szCs w:val="24"/>
+        </w:rPr>
+      </w:pPr>
+    </w:p>
+    <w:p>
+      <w:pPr>
+        <w:spacing w:after="0" w:line="240" w:lineRule="auto"/>
+        <w:rPr>
+          <w:rFonts w:ascii="Times New Roman" w:hAnsi="Times New Roman" w:cs="Times New Roman"/>
+          <w:b/>
+          <w:bCs/>
           <w:sz w:val="24"/>
           <w:szCs w:val="24"/>
         </w:rPr>
@@ -281,9 +529,25 @@
           <w:szCs w:val="24"/>
         </w:rPr>
         <w:drawing>
-          <wp:inline distT="0" distB="0" distL="0" distR="0" wp14:anchorId="538A90CD" wp14:editId="568D2950">
-            <wp:extent cx="3557588" cy="2371725"/>
-            <wp:effectExtent l="0" t="0" r="5080" b="0"/>
+          <wp:anchor distT="0" distB="0" distL="114300" distR="114300" simplePos="0" relativeHeight="251658240" behindDoc="1" locked="0" layoutInCell="1" allowOverlap="1" wp14:anchorId="5103C0AC" wp14:editId="076BA7F9">
+            <wp:simplePos x="0" y="0"/>
+            <wp:positionH relativeFrom="margin">
+              <wp:align>right</wp:align>
+            </wp:positionH>
+            <wp:positionV relativeFrom="paragraph">
+              <wp:posOffset>7620</wp:posOffset>
+            </wp:positionV>
+            <wp:extent cx="2843784" cy="1892808"/>
+            <wp:effectExtent l="0" t="0" r="0" b="0"/>
+            <wp:wrapTight wrapText="left">
+              <wp:wrapPolygon edited="0">
+                <wp:start x="145" y="0"/>
+                <wp:lineTo x="289" y="21310"/>
+                <wp:lineTo x="21417" y="21310"/>
+                <wp:lineTo x="21417" y="0"/>
+                <wp:lineTo x="145" y="0"/>
+              </wp:wrapPolygon>
+            </wp:wrapTight>
             <wp:docPr id="1" name="Picture 1"/>
             <wp:cNvGraphicFramePr>
               <a:graphicFrameLocks xmlns:a="http://schemas.openxmlformats.org/drawingml/2006/main" noChangeAspect="1"/>
@@ -295,7 +559,7 @@
                     <pic:cNvPr id="1" name="Picture 1"/>
                     <pic:cNvPicPr/>
                   </pic:nvPicPr>
-                  <pic:blipFill>
+                  <pic:blipFill rotWithShape="1">
                     <a:blip r:embed="rId7" cstate="print">
                       <a:extLst>
                         <a:ext uri="{28A0092B-C50C-407E-A947-70E740481C1C}">
@@ -303,14 +567,13 @@
                         </a:ext>
                       </a:extLst>
                     </a:blip>
-                    <a:stretch>
-                      <a:fillRect/>
-                    </a:stretch>
+                    <a:srcRect l="-1980" t="-1980" r="-1980" b="-1980"/>
+                    <a:stretch/>
                   </pic:blipFill>
                   <pic:spPr>
                     <a:xfrm>
                       <a:off x="0" y="0"/>
-                      <a:ext cx="3559541" cy="2373027"/>
+                      <a:ext cx="2843784" cy="1892808"/>
                     </a:xfrm>
                     <a:prstGeom prst="rect">
                       <a:avLst/>
@@ -319,18 +582,945 @@
                 </pic:pic>
               </a:graphicData>
             </a:graphic>
-          </wp:inline>
+            <wp14:sizeRelH relativeFrom="margin">
+              <wp14:pctWidth>0</wp14:pctWidth>
+            </wp14:sizeRelH>
+            <wp14:sizeRelV relativeFrom="margin">
+              <wp14:pctHeight>0</wp14:pctHeight>
+            </wp14:sizeRelV>
+          </wp:anchor>
         </w:drawing>
       </w:r>
       <w:r>
         <w:rPr>
           <w:rFonts w:ascii="Times New Roman" w:hAnsi="Times New Roman" w:cs="Times New Roman"/>
+          <w:b/>
+          <w:bCs/>
+          <w:sz w:val="24"/>
+          <w:szCs w:val="24"/>
+        </w:rPr>
+        <w:t>Project Overview</w:t>
+      </w:r>
+    </w:p>
+    <w:p>
+      <w:pPr>
+        <w:spacing w:after="0" w:line="240" w:lineRule="auto"/>
+        <w:rPr>
+          <w:rFonts w:ascii="Times New Roman" w:hAnsi="Times New Roman" w:cs="Times New Roman"/>
+          <w:sz w:val="24"/>
+          <w:szCs w:val="24"/>
+        </w:rPr>
+      </w:pPr>
+      <w:r>
+        <w:rPr>
           <w:noProof/>
-          <w:sz w:val="24"/>
-          <w:szCs w:val="24"/>
-        </w:rPr>
+        </w:rPr>
+        <mc:AlternateContent>
+          <mc:Choice Requires="wps">
+            <w:drawing>
+              <wp:anchor distT="0" distB="0" distL="114300" distR="114300" simplePos="0" relativeHeight="251660288" behindDoc="1" locked="0" layoutInCell="1" allowOverlap="1" wp14:anchorId="6DBF8380" wp14:editId="1F0FBDDF">
+                <wp:simplePos x="0" y="0"/>
+                <wp:positionH relativeFrom="margin">
+                  <wp:align>right</wp:align>
+                </wp:positionH>
+                <wp:positionV relativeFrom="paragraph">
+                  <wp:posOffset>1680210</wp:posOffset>
+                </wp:positionV>
+                <wp:extent cx="2776855" cy="635"/>
+                <wp:effectExtent l="0" t="0" r="4445" b="0"/>
+                <wp:wrapTight wrapText="bothSides">
+                  <wp:wrapPolygon edited="0">
+                    <wp:start x="0" y="0"/>
+                    <wp:lineTo x="0" y="19591"/>
+                    <wp:lineTo x="21486" y="19591"/>
+                    <wp:lineTo x="21486" y="0"/>
+                    <wp:lineTo x="0" y="0"/>
+                  </wp:wrapPolygon>
+                </wp:wrapTight>
+                <wp:docPr id="3" name="Text Box 3"/>
+                <wp:cNvGraphicFramePr/>
+                <a:graphic xmlns:a="http://schemas.openxmlformats.org/drawingml/2006/main">
+                  <a:graphicData uri="http://schemas.microsoft.com/office/word/2010/wordprocessingShape">
+                    <wps:wsp>
+                      <wps:cNvSpPr txBox="1"/>
+                      <wps:spPr>
+                        <a:xfrm>
+                          <a:off x="0" y="0"/>
+                          <a:ext cx="2776855" cy="635"/>
+                        </a:xfrm>
+                        <a:prstGeom prst="rect">
+                          <a:avLst/>
+                        </a:prstGeom>
+                        <a:solidFill>
+                          <a:prstClr val="white"/>
+                        </a:solidFill>
+                        <a:ln>
+                          <a:noFill/>
+                        </a:ln>
+                      </wps:spPr>
+                      <wps:txbx>
+                        <w:txbxContent>
+                          <w:p>
+                            <w:pPr>
+                              <w:pStyle w:val="Caption"/>
+                              <w:rPr>
+                                <w:rFonts w:ascii="Times New Roman" w:hAnsi="Times New Roman" w:cs="Times New Roman"/>
+                                <w:i w:val="0"/>
+                                <w:iCs w:val="0"/>
+                                <w:noProof/>
+                                <w:color w:val="auto"/>
+                                <w:sz w:val="20"/>
+                                <w:szCs w:val="20"/>
+                              </w:rPr>
+                            </w:pPr>
+                            <w:r>
+                              <w:rPr>
+                                <w:rFonts w:ascii="Times New Roman" w:hAnsi="Times New Roman" w:cs="Times New Roman"/>
+                                <w:i w:val="0"/>
+                                <w:iCs w:val="0"/>
+                                <w:color w:val="auto"/>
+                                <w:sz w:val="20"/>
+                                <w:szCs w:val="20"/>
+                              </w:rPr>
+                              <w:t xml:space="preserve">Figure </w:t>
+                            </w:r>
+                            <w:r>
+                              <w:rPr>
+                                <w:rFonts w:ascii="Times New Roman" w:hAnsi="Times New Roman" w:cs="Times New Roman"/>
+                                <w:i w:val="0"/>
+                                <w:iCs w:val="0"/>
+                                <w:color w:val="auto"/>
+                                <w:sz w:val="20"/>
+                                <w:szCs w:val="20"/>
+                              </w:rPr>
+                              <w:fldChar w:fldCharType="begin"/>
+                            </w:r>
+                            <w:r>
+                              <w:rPr>
+                                <w:rFonts w:ascii="Times New Roman" w:hAnsi="Times New Roman" w:cs="Times New Roman"/>
+                                <w:i w:val="0"/>
+                                <w:iCs w:val="0"/>
+                                <w:color w:val="auto"/>
+                                <w:sz w:val="20"/>
+                                <w:szCs w:val="20"/>
+                              </w:rPr>
+                              <w:instrText xml:space="preserve"> SEQ Figure \* ARABIC </w:instrText>
+                            </w:r>
+                            <w:r>
+                              <w:rPr>
+                                <w:rFonts w:ascii="Times New Roman" w:hAnsi="Times New Roman" w:cs="Times New Roman"/>
+                                <w:i w:val="0"/>
+                                <w:iCs w:val="0"/>
+                                <w:color w:val="auto"/>
+                                <w:sz w:val="20"/>
+                                <w:szCs w:val="20"/>
+                              </w:rPr>
+                              <w:fldChar w:fldCharType="separate"/>
+                            </w:r>
+                            <w:r>
+                              <w:rPr>
+                                <w:rFonts w:ascii="Times New Roman" w:hAnsi="Times New Roman" w:cs="Times New Roman"/>
+                                <w:i w:val="0"/>
+                                <w:iCs w:val="0"/>
+                                <w:noProof/>
+                                <w:color w:val="auto"/>
+                                <w:sz w:val="20"/>
+                                <w:szCs w:val="20"/>
+                              </w:rPr>
+                              <w:t>1</w:t>
+                            </w:r>
+                            <w:r>
+                              <w:rPr>
+                                <w:rFonts w:ascii="Times New Roman" w:hAnsi="Times New Roman" w:cs="Times New Roman"/>
+                                <w:i w:val="0"/>
+                                <w:iCs w:val="0"/>
+                                <w:color w:val="auto"/>
+                                <w:sz w:val="20"/>
+                                <w:szCs w:val="20"/>
+                              </w:rPr>
+                              <w:fldChar w:fldCharType="end"/>
+                            </w:r>
+                            <w:r>
+                              <w:rPr>
+                                <w:rFonts w:ascii="Times New Roman" w:hAnsi="Times New Roman" w:cs="Times New Roman"/>
+                                <w:i w:val="0"/>
+                                <w:iCs w:val="0"/>
+                                <w:color w:val="auto"/>
+                                <w:sz w:val="20"/>
+                                <w:szCs w:val="20"/>
+                              </w:rPr>
+                              <w:t xml:space="preserve">: </w:t>
+                            </w:r>
+                            <w:r>
+                              <w:rPr>
+                                <w:rFonts w:ascii="Times New Roman" w:hAnsi="Times New Roman" w:cs="Times New Roman"/>
+                                <w:i w:val="0"/>
+                                <w:iCs w:val="0"/>
+                                <w:color w:val="auto"/>
+                                <w:sz w:val="20"/>
+                                <w:szCs w:val="20"/>
+                              </w:rPr>
+                              <w:t>A Red Hills Salamander in its burrow</w:t>
+                            </w:r>
+                          </w:p>
+                        </w:txbxContent>
+                      </wps:txbx>
+                      <wps:bodyPr rot="0" spcFirstLastPara="0" vertOverflow="overflow" horzOverflow="overflow" vert="horz" wrap="square" lIns="0" tIns="0" rIns="0" bIns="0" numCol="1" spcCol="0" rtlCol="0" fromWordArt="0" anchor="t" anchorCtr="0" forceAA="0" compatLnSpc="1">
+                        <a:prstTxWarp prst="textNoShape">
+                          <a:avLst/>
+                        </a:prstTxWarp>
+                        <a:spAutoFit/>
+                      </wps:bodyPr>
+                    </wps:wsp>
+                  </a:graphicData>
+                </a:graphic>
+                <wp14:sizeRelH relativeFrom="margin">
+                  <wp14:pctWidth>0</wp14:pctWidth>
+                </wp14:sizeRelH>
+              </wp:anchor>
+            </w:drawing>
+          </mc:Choice>
+          <mc:Fallback>
+            <w:pict>
+              <v:shapetype w14:anchorId="6DBF8380" id="_x0000_t202" coordsize="21600,21600" o:spt="202" path="m,l,21600r21600,l21600,xe">
+                <v:stroke joinstyle="miter"/>
+                <v:path gradientshapeok="t" o:connecttype="rect"/>
+              </v:shapetype>
+              <v:shape id="Text Box 3" o:spid="_x0000_s1026" type="#_x0000_t202" style="position:absolute;margin-left:167.45pt;margin-top:132.3pt;width:218.65pt;height:.05pt;z-index:-251656192;visibility:visible;mso-wrap-style:square;mso-width-percent:0;mso-wrap-distance-left:9pt;mso-wrap-distance-top:0;mso-wrap-distance-right:9pt;mso-wrap-distance-bottom:0;mso-position-horizontal:right;mso-position-horizontal-relative:margin;mso-position-vertical:absolute;mso-position-vertical-relative:text;mso-width-percent:0;mso-width-relative:margin;v-text-anchor:top" o:gfxdata="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" stroked="f">
+                <v:textbox style="mso-fit-shape-to-text:t" inset="0,0,0,0">
+                  <w:txbxContent>
+                    <w:p>
+                      <w:pPr>
+                        <w:pStyle w:val="Caption"/>
+                        <w:rPr>
+                          <w:rFonts w:ascii="Times New Roman" w:hAnsi="Times New Roman" w:cs="Times New Roman"/>
+                          <w:i w:val="0"/>
+                          <w:iCs w:val="0"/>
+                          <w:noProof/>
+                          <w:color w:val="auto"/>
+                          <w:sz w:val="20"/>
+                          <w:szCs w:val="20"/>
+                        </w:rPr>
+                      </w:pPr>
+                      <w:r>
+                        <w:rPr>
+                          <w:rFonts w:ascii="Times New Roman" w:hAnsi="Times New Roman" w:cs="Times New Roman"/>
+                          <w:i w:val="0"/>
+                          <w:iCs w:val="0"/>
+                          <w:color w:val="auto"/>
+                          <w:sz w:val="20"/>
+                          <w:szCs w:val="20"/>
+                        </w:rPr>
+                        <w:t xml:space="preserve">Figure </w:t>
+                      </w:r>
+                      <w:r>
+                        <w:rPr>
+                          <w:rFonts w:ascii="Times New Roman" w:hAnsi="Times New Roman" w:cs="Times New Roman"/>
+                          <w:i w:val="0"/>
+                          <w:iCs w:val="0"/>
+                          <w:color w:val="auto"/>
+                          <w:sz w:val="20"/>
+                          <w:szCs w:val="20"/>
+                        </w:rPr>
+                        <w:fldChar w:fldCharType="begin"/>
+                      </w:r>
+                      <w:r>
+                        <w:rPr>
+                          <w:rFonts w:ascii="Times New Roman" w:hAnsi="Times New Roman" w:cs="Times New Roman"/>
+                          <w:i w:val="0"/>
+                          <w:iCs w:val="0"/>
+                          <w:color w:val="auto"/>
+                          <w:sz w:val="20"/>
+                          <w:szCs w:val="20"/>
+                        </w:rPr>
+                        <w:instrText xml:space="preserve"> SEQ Figure \* ARABIC </w:instrText>
+                      </w:r>
+                      <w:r>
+                        <w:rPr>
+                          <w:rFonts w:ascii="Times New Roman" w:hAnsi="Times New Roman" w:cs="Times New Roman"/>
+                          <w:i w:val="0"/>
+                          <w:iCs w:val="0"/>
+                          <w:color w:val="auto"/>
+                          <w:sz w:val="20"/>
+                          <w:szCs w:val="20"/>
+                        </w:rPr>
+                        <w:fldChar w:fldCharType="separate"/>
+                      </w:r>
+                      <w:r>
+                        <w:rPr>
+                          <w:rFonts w:ascii="Times New Roman" w:hAnsi="Times New Roman" w:cs="Times New Roman"/>
+                          <w:i w:val="0"/>
+                          <w:iCs w:val="0"/>
+                          <w:noProof/>
+                          <w:color w:val="auto"/>
+                          <w:sz w:val="20"/>
+                          <w:szCs w:val="20"/>
+                        </w:rPr>
+                        <w:t>1</w:t>
+                      </w:r>
+                      <w:r>
+                        <w:rPr>
+                          <w:rFonts w:ascii="Times New Roman" w:hAnsi="Times New Roman" w:cs="Times New Roman"/>
+                          <w:i w:val="0"/>
+                          <w:iCs w:val="0"/>
+                          <w:color w:val="auto"/>
+                          <w:sz w:val="20"/>
+                          <w:szCs w:val="20"/>
+                        </w:rPr>
+                        <w:fldChar w:fldCharType="end"/>
+                      </w:r>
+                      <w:r>
+                        <w:rPr>
+                          <w:rFonts w:ascii="Times New Roman" w:hAnsi="Times New Roman" w:cs="Times New Roman"/>
+                          <w:i w:val="0"/>
+                          <w:iCs w:val="0"/>
+                          <w:color w:val="auto"/>
+                          <w:sz w:val="20"/>
+                          <w:szCs w:val="20"/>
+                        </w:rPr>
+                        <w:t xml:space="preserve">: </w:t>
+                      </w:r>
+                      <w:r>
+                        <w:rPr>
+                          <w:rFonts w:ascii="Times New Roman" w:hAnsi="Times New Roman" w:cs="Times New Roman"/>
+                          <w:i w:val="0"/>
+                          <w:iCs w:val="0"/>
+                          <w:color w:val="auto"/>
+                          <w:sz w:val="20"/>
+                          <w:szCs w:val="20"/>
+                        </w:rPr>
+                        <w:t>A Red Hills Salamander in its burrow</w:t>
+                      </w:r>
+                    </w:p>
+                  </w:txbxContent>
+                </v:textbox>
+                <w10:wrap type="tight" anchorx="margin"/>
+              </v:shape>
+            </w:pict>
+          </mc:Fallback>
+        </mc:AlternateContent>
+      </w:r>
+      <w:r>
+        <w:rPr>
+          <w:rFonts w:ascii="Times New Roman" w:hAnsi="Times New Roman" w:cs="Times New Roman"/>
+          <w:sz w:val="24"/>
+          <w:szCs w:val="24"/>
+        </w:rPr>
+        <w:t xml:space="preserve">The goal of this project is to use available remote sensing data </w:t>
+      </w:r>
+      <w:r>
+        <w:rPr>
+          <w:rFonts w:ascii="Times New Roman" w:hAnsi="Times New Roman" w:cs="Times New Roman"/>
+          <w:sz w:val="24"/>
+          <w:szCs w:val="24"/>
+          <w:highlight w:val="yellow"/>
+        </w:rPr>
+        <w:t>[including x, y, z]</w:t>
+      </w:r>
+      <w:r>
+        <w:rPr>
+          <w:rFonts w:ascii="Times New Roman" w:hAnsi="Times New Roman" w:cs="Times New Roman"/>
+          <w:sz w:val="24"/>
+          <w:szCs w:val="24"/>
+        </w:rPr>
+        <w:t xml:space="preserve"> </w:t>
+      </w:r>
+      <w:r>
+        <w:rPr>
+          <w:rFonts w:ascii="Times New Roman" w:hAnsi="Times New Roman" w:cs="Times New Roman"/>
+          <w:sz w:val="24"/>
+          <w:szCs w:val="24"/>
+        </w:rPr>
+        <w:t>to identify potentially suitable habitat for the elusive and threatened Alabama state amphibian, the Red Hills Salamander (</w:t>
+      </w:r>
+      <w:r>
+        <w:rPr>
+          <w:rFonts w:ascii="Times New Roman" w:hAnsi="Times New Roman" w:cs="Times New Roman"/>
+          <w:i/>
+          <w:iCs/>
+          <w:sz w:val="24"/>
+          <w:szCs w:val="24"/>
+        </w:rPr>
+        <w:t>Phaeognathus hubrichti</w:t>
+      </w:r>
+      <w:r>
+        <w:rPr>
+          <w:rFonts w:ascii="Times New Roman" w:hAnsi="Times New Roman" w:cs="Times New Roman"/>
+          <w:sz w:val="24"/>
+          <w:szCs w:val="24"/>
+        </w:rPr>
+        <w:t xml:space="preserve">). </w:t>
+      </w:r>
+      <w:r>
+        <w:rPr>
+          <w:rFonts w:ascii="Times New Roman" w:hAnsi="Times New Roman" w:cs="Times New Roman"/>
+          <w:i/>
+          <w:iCs/>
+          <w:sz w:val="24"/>
+          <w:szCs w:val="24"/>
+        </w:rPr>
+        <w:t>P. hubrichti</w:t>
+      </w:r>
+      <w:r>
+        <w:rPr>
+          <w:rFonts w:ascii="Times New Roman" w:hAnsi="Times New Roman" w:cs="Times New Roman"/>
+          <w:sz w:val="24"/>
+          <w:szCs w:val="24"/>
+        </w:rPr>
+        <w:t xml:space="preserve"> is considered extremely range-limited and is endemic to </w:t>
+      </w:r>
+      <w:r>
+        <w:rPr>
+          <w:rFonts w:ascii="Times New Roman" w:hAnsi="Times New Roman" w:cs="Times New Roman"/>
+          <w:sz w:val="24"/>
+          <w:szCs w:val="24"/>
+          <w:highlight w:val="yellow"/>
+        </w:rPr>
+        <w:t>[region]</w:t>
+      </w:r>
+      <w:r>
+        <w:rPr>
+          <w:rFonts w:ascii="Times New Roman" w:hAnsi="Times New Roman" w:cs="Times New Roman"/>
+          <w:sz w:val="24"/>
+          <w:szCs w:val="24"/>
+        </w:rPr>
+        <w:t xml:space="preserve"> Alabama. Based on current occurrence records, the species is present only in </w:t>
+      </w:r>
+      <w:r>
+        <w:rPr>
+          <w:rFonts w:ascii="Times New Roman" w:hAnsi="Times New Roman" w:cs="Times New Roman"/>
+          <w:sz w:val="24"/>
+          <w:szCs w:val="24"/>
+          <w:highlight w:val="yellow"/>
+        </w:rPr>
+        <w:t>[counties/sites]</w:t>
+      </w:r>
+      <w:r>
+        <w:rPr>
+          <w:rFonts w:ascii="Times New Roman" w:hAnsi="Times New Roman" w:cs="Times New Roman"/>
+          <w:sz w:val="24"/>
+          <w:szCs w:val="24"/>
+        </w:rPr>
+        <w:t xml:space="preserve"> with its range being bounded </w:t>
+      </w:r>
+      <w:r>
+        <w:rPr>
+          <w:rFonts w:ascii="Times New Roman" w:hAnsi="Times New Roman" w:cs="Times New Roman"/>
+          <w:sz w:val="24"/>
+          <w:szCs w:val="24"/>
+          <w:highlight w:val="yellow"/>
+        </w:rPr>
+        <w:t>[rivers, directions]</w:t>
+      </w:r>
+      <w:r>
+        <w:rPr>
+          <w:rFonts w:ascii="Times New Roman" w:hAnsi="Times New Roman" w:cs="Times New Roman"/>
+          <w:sz w:val="24"/>
+          <w:szCs w:val="24"/>
+        </w:rPr>
+        <w:t>.</w:t>
+      </w:r>
+      <w:r>
+        <w:rPr>
+          <w:rFonts w:ascii="Times New Roman" w:hAnsi="Times New Roman" w:cs="Times New Roman"/>
+          <w:sz w:val="24"/>
+          <w:szCs w:val="24"/>
+          <w:highlight w:val="magenta"/>
+        </w:rPr>
+        <w:t>Traditionally, these rivers as well as the presence of claystone-based geologic layers have been treated as predictive indicators for species presence</w:t>
+      </w:r>
+    </w:p>
+    <w:p>
+      <w:pPr>
+        <w:spacing w:after="0" w:line="240" w:lineRule="auto"/>
+        <w:rPr>
+          <w:rFonts w:ascii="Times New Roman" w:hAnsi="Times New Roman" w:cs="Times New Roman"/>
+          <w:sz w:val="24"/>
+          <w:szCs w:val="24"/>
+        </w:rPr>
+      </w:pPr>
+    </w:p>
+    <w:p>
+      <w:pPr>
+        <w:spacing w:after="0" w:line="240" w:lineRule="auto"/>
+        <w:rPr>
+          <w:rFonts w:ascii="Times New Roman" w:hAnsi="Times New Roman" w:cs="Times New Roman"/>
+          <w:sz w:val="24"/>
+          <w:szCs w:val="24"/>
+        </w:rPr>
+      </w:pPr>
+      <w:r>
+        <w:rPr>
+          <w:rFonts w:ascii="Times New Roman" w:hAnsi="Times New Roman" w:cs="Times New Roman"/>
+          <w:sz w:val="24"/>
+          <w:szCs w:val="24"/>
+        </w:rPr>
+        <w:t>2012: “</w:t>
+      </w:r>
+      <w:r>
+        <w:t>the range of P. hubrichti is also naturally fragmented, as a result of the species’ reliance on a set of specific geologic formations (Tallahata, Hatchetigbee, and Nanafalia) and ecological conditions, including steep (generally greater than 30) slopes and mature hardwood canopy (Schwaner and Mount 1970; Jordan and Mount 1975; Dodd 1991) and the typically poor dispersal of amphibians in general (see, e.g., Blaustein et al. 1994; Pabijan et al. 2005; Measey and Tolley 2011).</w:t>
+      </w:r>
+      <w:r>
+        <w:t>”</w:t>
+      </w:r>
+    </w:p>
+    <w:p>
+      <w:pPr>
+        <w:spacing w:after="0" w:line="240" w:lineRule="auto"/>
+        <w:rPr>
+          <w:rFonts w:ascii="Times New Roman" w:hAnsi="Times New Roman" w:cs="Times New Roman"/>
+          <w:sz w:val="24"/>
+          <w:szCs w:val="24"/>
+        </w:rPr>
+      </w:pPr>
+    </w:p>
+    <w:p>
+      <w:pPr>
+        <w:spacing w:after="0" w:line="240" w:lineRule="auto"/>
+        <w:rPr>
+          <w:rFonts w:ascii="Times New Roman" w:hAnsi="Times New Roman" w:cs="Times New Roman"/>
+          <w:b/>
+          <w:bCs/>
+          <w:sz w:val="24"/>
+          <w:szCs w:val="24"/>
+        </w:rPr>
+      </w:pPr>
+      <w:r>
+        <w:rPr>
+          <w:rFonts w:ascii="Times New Roman" w:hAnsi="Times New Roman" w:cs="Times New Roman"/>
+          <w:sz w:val="24"/>
+          <w:szCs w:val="24"/>
+        </w:rPr>
+        <w:t xml:space="preserve">In addition to its recognition as an Alabama state symbol, </w:t>
+      </w:r>
+      <w:r>
+        <w:rPr>
+          <w:rFonts w:ascii="Times New Roman" w:hAnsi="Times New Roman" w:cs="Times New Roman"/>
+          <w:i/>
+          <w:iCs/>
+          <w:sz w:val="24"/>
+          <w:szCs w:val="24"/>
+        </w:rPr>
+        <w:t>P. hubrichti</w:t>
+      </w:r>
+      <w:r>
+        <w:rPr>
+          <w:rFonts w:ascii="Times New Roman" w:hAnsi="Times New Roman" w:cs="Times New Roman"/>
+          <w:sz w:val="24"/>
+          <w:szCs w:val="24"/>
+        </w:rPr>
+        <w:t xml:space="preserve"> is </w:t>
+      </w:r>
+    </w:p>
+    <w:p>
+      <w:pPr>
+        <w:pStyle w:val="ListParagraph"/>
+        <w:numPr>
+          <w:ilvl w:val="0"/>
+          <w:numId w:val="2"/>
+        </w:numPr>
+        <w:spacing w:after="0" w:line="240" w:lineRule="auto"/>
+        <w:rPr>
+          <w:rFonts w:ascii="Times New Roman" w:hAnsi="Times New Roman" w:cs="Times New Roman"/>
+          <w:b/>
+          <w:bCs/>
+          <w:sz w:val="24"/>
+          <w:szCs w:val="24"/>
+        </w:rPr>
+      </w:pPr>
+      <w:r>
+        <w:rPr>
+          <w:rFonts w:ascii="Times New Roman" w:hAnsi="Times New Roman" w:cs="Times New Roman"/>
+          <w:sz w:val="24"/>
+          <w:szCs w:val="24"/>
+        </w:rPr>
+        <w:t>Stakeholders</w:t>
+      </w:r>
+    </w:p>
+    <w:p>
+      <w:pPr>
+        <w:pStyle w:val="ListParagraph"/>
+        <w:numPr>
+          <w:ilvl w:val="0"/>
+          <w:numId w:val="2"/>
+        </w:numPr>
+        <w:spacing w:after="0" w:line="240" w:lineRule="auto"/>
+        <w:rPr>
+          <w:rFonts w:ascii="Times New Roman" w:hAnsi="Times New Roman" w:cs="Times New Roman"/>
+          <w:b/>
+          <w:bCs/>
+          <w:sz w:val="24"/>
+          <w:szCs w:val="24"/>
+        </w:rPr>
+      </w:pPr>
+      <w:r>
+        <w:rPr>
+          <w:rFonts w:ascii="Times New Roman" w:hAnsi="Times New Roman" w:cs="Times New Roman"/>
+          <w:sz w:val="24"/>
+          <w:szCs w:val="24"/>
+        </w:rPr>
+        <w:t>Importance</w:t>
+      </w:r>
+    </w:p>
+    <w:p>
+      <w:pPr>
+        <w:spacing w:after="0" w:line="240" w:lineRule="auto"/>
+        <w:rPr>
+          <w:rFonts w:ascii="Times New Roman" w:hAnsi="Times New Roman" w:cs="Times New Roman"/>
+          <w:b/>
+          <w:bCs/>
+          <w:sz w:val="24"/>
+          <w:szCs w:val="24"/>
+        </w:rPr>
+      </w:pPr>
+    </w:p>
+    <w:p>
+      <w:pPr>
+        <w:spacing w:after="0" w:line="240" w:lineRule="auto"/>
+        <w:rPr>
+          <w:rFonts w:ascii="Times New Roman" w:hAnsi="Times New Roman" w:cs="Times New Roman"/>
+          <w:sz w:val="24"/>
+          <w:szCs w:val="24"/>
+        </w:rPr>
+      </w:pPr>
+      <w:r>
+        <w:rPr>
+          <w:rFonts w:ascii="Times New Roman" w:hAnsi="Times New Roman" w:cs="Times New Roman"/>
+          <w:sz w:val="24"/>
+          <w:szCs w:val="24"/>
+        </w:rPr>
+        <w:t xml:space="preserve">Habitat suitability analysis/range mapping for </w:t>
+      </w:r>
+      <w:r>
+        <w:rPr>
+          <w:rFonts w:ascii="Times New Roman" w:hAnsi="Times New Roman" w:cs="Times New Roman"/>
+          <w:i/>
+          <w:iCs/>
+          <w:sz w:val="24"/>
+          <w:szCs w:val="24"/>
+        </w:rPr>
+        <w:t>Phaeognathus hubrichti</w:t>
+      </w:r>
+      <w:r>
+        <w:rPr>
+          <w:rFonts w:ascii="Times New Roman" w:hAnsi="Times New Roman" w:cs="Times New Roman"/>
+          <w:sz w:val="24"/>
+          <w:szCs w:val="24"/>
+        </w:rPr>
+        <w:t xml:space="preserve"> (Caudata: Plethodontidae)</w:t>
+      </w:r>
+    </w:p>
+    <w:p>
+      <w:pPr>
+        <w:spacing w:after="0" w:line="240" w:lineRule="auto"/>
+        <w:rPr>
+          <w:rFonts w:ascii="Times New Roman" w:hAnsi="Times New Roman" w:cs="Times New Roman"/>
+          <w:sz w:val="24"/>
+          <w:szCs w:val="24"/>
+        </w:rPr>
+      </w:pPr>
+      <w:r>
+        <w:rPr>
+          <w:rFonts w:ascii="Times New Roman" w:hAnsi="Times New Roman" w:cs="Times New Roman"/>
+          <w:sz w:val="24"/>
+          <w:szCs w:val="24"/>
+        </w:rPr>
+        <w:t>Overall goal: predict potential suitable sites</w:t>
+      </w:r>
+      <w:r>
+        <w:rPr>
+          <w:rFonts w:ascii="Times New Roman" w:hAnsi="Times New Roman" w:cs="Times New Roman"/>
+          <w:sz w:val="24"/>
+          <w:szCs w:val="24"/>
+        </w:rPr>
+        <w:t xml:space="preserve"> by creating a habitat suitability raster for the species If I can get access to reliable occurrence site coordinates (ask Eric), use these to test whether the suitability model includes these sites. This can test whether the model is too selective to a certain degree, but cannot test whether the model is selecting too much potential habitat and should be more restrictive.</w:t>
+      </w:r>
+      <w:r>
+        <w:rPr>
+          <w:rFonts w:ascii="Times New Roman" w:hAnsi="Times New Roman" w:cs="Times New Roman"/>
+          <w:sz w:val="24"/>
+          <w:szCs w:val="24"/>
+        </w:rPr>
+        <w:t xml:space="preserve"> </w:t>
+      </w:r>
+    </w:p>
+    <w:p>
+      <w:pPr>
+        <w:pStyle w:val="ListParagraph"/>
+        <w:numPr>
+          <w:ilvl w:val="0"/>
+          <w:numId w:val="1"/>
+        </w:numPr>
+        <w:spacing w:after="0" w:line="240" w:lineRule="auto"/>
+        <w:rPr>
+          <w:rFonts w:ascii="Times New Roman" w:hAnsi="Times New Roman" w:cs="Times New Roman"/>
+          <w:sz w:val="24"/>
+          <w:szCs w:val="24"/>
+        </w:rPr>
+      </w:pPr>
+      <w:r>
+        <w:rPr>
+          <w:rFonts w:ascii="Times New Roman" w:hAnsi="Times New Roman" w:cs="Times New Roman"/>
+          <w:sz w:val="24"/>
+          <w:szCs w:val="24"/>
+        </w:rPr>
+        <w:t xml:space="preserve">Endangered (IUCN 2021 </w:t>
+      </w:r>
+      <w:hyperlink r:id="rId8" w:history="1">
+        <w:r>
+          <w:rPr>
+            <w:rStyle w:val="Hyperlink"/>
+            <w:rFonts w:ascii="Times New Roman" w:hAnsi="Times New Roman" w:cs="Times New Roman"/>
+            <w:sz w:val="24"/>
+            <w:szCs w:val="24"/>
+          </w:rPr>
+          <w:t>https://www.iucnredlist.org/species/16801/118974152</w:t>
+        </w:r>
+      </w:hyperlink>
+      <w:r>
+        <w:rPr>
+          <w:rFonts w:ascii="Times New Roman" w:hAnsi="Times New Roman" w:cs="Times New Roman"/>
+          <w:sz w:val="24"/>
+          <w:szCs w:val="24"/>
+        </w:rPr>
+        <w:t>)</w:t>
+      </w:r>
+    </w:p>
+    <w:p>
+      <w:pPr>
+        <w:pStyle w:val="ListParagraph"/>
+        <w:numPr>
+          <w:ilvl w:val="0"/>
+          <w:numId w:val="1"/>
+        </w:numPr>
+        <w:spacing w:after="0" w:line="240" w:lineRule="auto"/>
+        <w:rPr>
+          <w:rFonts w:ascii="Times New Roman" w:hAnsi="Times New Roman" w:cs="Times New Roman"/>
+          <w:sz w:val="24"/>
+          <w:szCs w:val="24"/>
+        </w:rPr>
+      </w:pPr>
+      <w:r>
+        <w:rPr>
+          <w:rFonts w:ascii="Times New Roman" w:hAnsi="Times New Roman" w:cs="Times New Roman"/>
+          <w:sz w:val="24"/>
+          <w:szCs w:val="24"/>
+        </w:rPr>
+        <w:t xml:space="preserve">G2 Imperiled (NatureServe </w:t>
+      </w:r>
+      <w:hyperlink r:id="rId9" w:history="1">
+        <w:r>
+          <w:rPr>
+            <w:rStyle w:val="Hyperlink"/>
+            <w:rFonts w:ascii="Times New Roman" w:hAnsi="Times New Roman" w:cs="Times New Roman"/>
+            <w:sz w:val="24"/>
+            <w:szCs w:val="24"/>
+          </w:rPr>
+          <w:t>https://explorer.natureserve.org/Taxon/ELEMENT_GLOBAL.2.103613/Phaeognathus_hubrichti</w:t>
+        </w:r>
+      </w:hyperlink>
+      <w:r>
+        <w:rPr>
+          <w:rFonts w:ascii="Times New Roman" w:hAnsi="Times New Roman" w:cs="Times New Roman"/>
+          <w:sz w:val="24"/>
+          <w:szCs w:val="24"/>
+        </w:rPr>
+        <w:t>)</w:t>
+      </w:r>
+    </w:p>
+    <w:p>
+      <w:pPr>
+        <w:pStyle w:val="ListParagraph"/>
+        <w:numPr>
+          <w:ilvl w:val="0"/>
+          <w:numId w:val="1"/>
+        </w:numPr>
+        <w:spacing w:after="0" w:line="240" w:lineRule="auto"/>
+        <w:rPr>
+          <w:rFonts w:ascii="Times New Roman" w:hAnsi="Times New Roman" w:cs="Times New Roman"/>
+          <w:sz w:val="24"/>
+          <w:szCs w:val="24"/>
+        </w:rPr>
+      </w:pPr>
+      <w:r>
+        <w:rPr>
+          <w:rFonts w:ascii="Times New Roman" w:hAnsi="Times New Roman" w:cs="Times New Roman"/>
+          <w:sz w:val="24"/>
+          <w:szCs w:val="24"/>
+        </w:rPr>
+        <w:t>Alabama-endemic</w:t>
+      </w:r>
+    </w:p>
+    <w:p>
+      <w:pPr>
+        <w:pStyle w:val="ListParagraph"/>
+        <w:numPr>
+          <w:ilvl w:val="0"/>
+          <w:numId w:val="1"/>
+        </w:numPr>
+        <w:spacing w:after="0" w:line="240" w:lineRule="auto"/>
+        <w:rPr>
+          <w:rFonts w:ascii="Times New Roman" w:hAnsi="Times New Roman" w:cs="Times New Roman"/>
+          <w:sz w:val="24"/>
+          <w:szCs w:val="24"/>
+        </w:rPr>
+      </w:pPr>
+      <w:r>
+        <w:rPr>
+          <w:rFonts w:ascii="Times New Roman" w:hAnsi="Times New Roman" w:cs="Times New Roman"/>
+          <w:sz w:val="24"/>
+          <w:szCs w:val="24"/>
+        </w:rPr>
+        <w:t>Cryptic – first documented in 1960 and not found again until 1963</w:t>
+      </w:r>
+    </w:p>
+    <w:p>
+      <w:pPr>
+        <w:pStyle w:val="ListParagraph"/>
+        <w:numPr>
+          <w:ilvl w:val="0"/>
+          <w:numId w:val="1"/>
+        </w:numPr>
+        <w:spacing w:after="0" w:line="240" w:lineRule="auto"/>
+        <w:rPr>
+          <w:rFonts w:ascii="Times New Roman" w:hAnsi="Times New Roman" w:cs="Times New Roman"/>
+          <w:sz w:val="24"/>
+          <w:szCs w:val="24"/>
+        </w:rPr>
+      </w:pPr>
+      <w:r>
+        <w:rPr>
+          <w:rFonts w:ascii="Times New Roman" w:hAnsi="Times New Roman" w:cs="Times New Roman"/>
+          <w:sz w:val="24"/>
+          <w:szCs w:val="24"/>
+        </w:rPr>
+        <w:t>Monotypic genus</w:t>
+      </w:r>
+    </w:p>
+    <w:p>
+      <w:pPr>
+        <w:spacing w:after="0" w:line="240" w:lineRule="auto"/>
+        <w:rPr>
+          <w:rFonts w:ascii="Times New Roman" w:hAnsi="Times New Roman" w:cs="Times New Roman"/>
+          <w:sz w:val="24"/>
+          <w:szCs w:val="24"/>
+        </w:rPr>
+      </w:pPr>
+      <w:r>
+        <w:rPr>
+          <w:rFonts w:ascii="Times New Roman" w:hAnsi="Times New Roman" w:cs="Times New Roman"/>
+          <w:sz w:val="24"/>
+          <w:szCs w:val="24"/>
+        </w:rPr>
+        <w:t>Valentine 1963</w:t>
+      </w:r>
+    </w:p>
+    <w:p>
+      <w:pPr>
+        <w:pStyle w:val="ListParagraph"/>
+        <w:numPr>
+          <w:ilvl w:val="0"/>
+          <w:numId w:val="1"/>
+        </w:numPr>
+        <w:spacing w:after="0" w:line="240" w:lineRule="auto"/>
+        <w:rPr>
+          <w:rFonts w:ascii="Times New Roman" w:hAnsi="Times New Roman" w:cs="Times New Roman"/>
+          <w:sz w:val="24"/>
+          <w:szCs w:val="24"/>
+        </w:rPr>
+      </w:pPr>
+      <w:r>
+        <w:rPr>
+          <w:rFonts w:ascii="Times New Roman" w:hAnsi="Times New Roman" w:cs="Times New Roman"/>
+          <w:sz w:val="24"/>
+          <w:szCs w:val="24"/>
+        </w:rPr>
+        <w:t xml:space="preserve">May often co-occur with trapdoor spiders. May occupy burrows created by the spiders; if this is the case, </w:t>
+      </w:r>
+      <w:r>
+        <w:rPr>
+          <w:rFonts w:ascii="Times New Roman" w:hAnsi="Times New Roman" w:cs="Times New Roman"/>
+          <w:sz w:val="24"/>
+          <w:szCs w:val="24"/>
+        </w:rPr>
+        <w:t>presence of trapdoor spiders could be used as a predictive parameter</w:t>
+      </w:r>
+      <w:r>
+        <w:rPr>
+          <w:rFonts w:ascii="Times New Roman" w:hAnsi="Times New Roman" w:cs="Times New Roman"/>
+          <w:sz w:val="24"/>
+          <w:szCs w:val="24"/>
+        </w:rPr>
+        <w:t xml:space="preserve"> </w:t>
+      </w:r>
+      <w:r>
+        <w:rPr>
+          <w:rFonts w:ascii="Times New Roman" w:hAnsi="Times New Roman" w:cs="Times New Roman"/>
+          <w:sz w:val="24"/>
+          <w:szCs w:val="24"/>
+        </w:rPr>
+        <w:sym w:font="Wingdings" w:char="F0E0"/>
+      </w:r>
+      <w:r>
+        <w:rPr>
+          <w:rFonts w:ascii="Times New Roman" w:hAnsi="Times New Roman" w:cs="Times New Roman"/>
+          <w:sz w:val="24"/>
+          <w:szCs w:val="24"/>
+        </w:rPr>
+        <w:t xml:space="preserve"> spoke w/ eric and this is probably not a good parameter</w:t>
+      </w:r>
+    </w:p>
+    <w:p>
+      <w:pPr>
+        <w:spacing w:after="0" w:line="240" w:lineRule="auto"/>
+        <w:rPr>
+          <w:rFonts w:ascii="Times New Roman" w:hAnsi="Times New Roman" w:cs="Times New Roman"/>
+          <w:sz w:val="24"/>
+          <w:szCs w:val="24"/>
+        </w:rPr>
+      </w:pPr>
+    </w:p>
+    <w:p>
+      <w:pPr>
+        <w:spacing w:after="0" w:line="240" w:lineRule="auto"/>
+        <w:rPr>
+          <w:rFonts w:ascii="Times New Roman" w:hAnsi="Times New Roman" w:cs="Times New Roman"/>
+          <w:b/>
+          <w:bCs/>
+          <w:sz w:val="24"/>
+          <w:szCs w:val="24"/>
+        </w:rPr>
+      </w:pPr>
+      <w:r>
+        <w:rPr>
+          <w:rFonts w:ascii="Times New Roman" w:hAnsi="Times New Roman" w:cs="Times New Roman"/>
+          <w:b/>
+          <w:bCs/>
+          <w:sz w:val="24"/>
+          <w:szCs w:val="24"/>
+        </w:rPr>
+        <w:t>Proposed Plan and Deliverables</w:t>
+      </w:r>
+    </w:p>
+    <w:p>
+      <w:pPr>
+        <w:spacing w:after="0" w:line="240" w:lineRule="auto"/>
+        <w:rPr>
+          <w:rFonts w:ascii="Times New Roman" w:hAnsi="Times New Roman" w:cs="Times New Roman"/>
+          <w:sz w:val="24"/>
+          <w:szCs w:val="24"/>
+        </w:rPr>
+      </w:pPr>
+      <w:r>
+        <w:rPr>
+          <w:rFonts w:ascii="Times New Roman" w:hAnsi="Times New Roman" w:cs="Times New Roman"/>
+          <w:noProof/>
+          <w:sz w:val="24"/>
+          <w:szCs w:val="24"/>
+        </w:rPr>
+        <w:lastRenderedPageBreak/>
         <w:drawing>
-          <wp:inline distT="0" distB="0" distL="0" distR="0" wp14:anchorId="2789DCC6" wp14:editId="3BE649AA">
+          <wp:inline distT="0" distB="0" distL="0" distR="0" wp14:anchorId="2789DCC6" wp14:editId="69AC6D25">
             <wp:extent cx="2857500" cy="1897380"/>
             <wp:effectExtent l="0" t="0" r="0" b="7620"/>
             <wp:docPr id="2" name="Picture 2"/>
@@ -344,17 +1534,16 @@
                     <pic:cNvPr id="2" name="Picture 2"/>
                     <pic:cNvPicPr/>
                   </pic:nvPicPr>
-                  <pic:blipFill>
-                    <a:blip r:embed="rId8" cstate="print">
+                  <pic:blipFill rotWithShape="1">
+                    <a:blip r:embed="rId10" cstate="print">
                       <a:extLst>
                         <a:ext uri="{28A0092B-C50C-407E-A947-70E740481C1C}">
                           <a14:useLocalDpi xmlns:a14="http://schemas.microsoft.com/office/drawing/2010/main" val="0"/>
                         </a:ext>
                       </a:extLst>
                     </a:blip>
-                    <a:stretch>
-                      <a:fillRect/>
-                    </a:stretch>
+                    <a:srcRect l="-2083" t="-1875" r="-2083" b="-1875"/>
+                    <a:stretch/>
                   </pic:blipFill>
                   <pic:spPr>
                     <a:xfrm>
@@ -372,7 +1561,54 @@
         </w:drawing>
       </w:r>
     </w:p>
+    <w:p>
+      <w:pPr>
+        <w:spacing w:after="0" w:line="240" w:lineRule="auto"/>
+        <w:rPr>
+          <w:rFonts w:ascii="Times New Roman" w:hAnsi="Times New Roman" w:cs="Times New Roman"/>
+          <w:sz w:val="24"/>
+          <w:szCs w:val="24"/>
+        </w:rPr>
+      </w:pPr>
+      <w:r>
+        <w:rPr>
+          <w:rFonts w:ascii="Times New Roman" w:hAnsi="Times New Roman" w:cs="Times New Roman"/>
+          <w:sz w:val="24"/>
+          <w:szCs w:val="24"/>
+        </w:rPr>
+        <w:br w:type="page"/>
+      </w:r>
+    </w:p>
+    <w:p>
+      <w:pPr>
+        <w:spacing w:after="0" w:line="240" w:lineRule="auto"/>
+        <w:jc w:val="center"/>
+        <w:rPr>
+          <w:rFonts w:ascii="Times New Roman" w:hAnsi="Times New Roman" w:cs="Times New Roman"/>
+          <w:sz w:val="24"/>
+          <w:szCs w:val="24"/>
+        </w:rPr>
+      </w:pPr>
+      <w:commentRangeStart w:id="1"/>
+      <w:r>
+        <w:rPr>
+          <w:rFonts w:ascii="Times New Roman" w:hAnsi="Times New Roman" w:cs="Times New Roman"/>
+          <w:sz w:val="24"/>
+          <w:szCs w:val="24"/>
+        </w:rPr>
+        <w:lastRenderedPageBreak/>
+        <w:t>References</w:t>
+      </w:r>
+      <w:commentRangeEnd w:id="1"/>
+      <w:r>
+        <w:rPr>
+          <w:rStyle w:val="CommentReference"/>
+        </w:rPr>
+        <w:commentReference w:id="1"/>
+      </w:r>
+    </w:p>
     <w:sectPr>
+      <w:headerReference w:type="default" r:id="rId15"/>
       <w:pgSz w:w="12240" w:h="15840"/>
       <w:pgMar w:top="1440" w:right="1440" w:bottom="1440" w:left="1440" w:header="720" w:footer="720" w:gutter="0"/>
       <w:cols w:space="720"/>
@@ -382,8 +1618,182 @@
 </w:document>
 </file>
 
+<file path=word/comments.xml><?xml version="1.0" encoding="utf-8"?>
+<w:comments xmlns:wpc="http://schemas.microsoft.com/office/word/2010/wordprocessingCanvas" xmlns:cx="http://schemas.microsoft.com/office/drawing/2014/chartex" xmlns:cx1="http://schemas.microsoft.com/office/drawing/2015/9/8/chartex" xmlns:cx2="http://schemas.microsoft.com/office/drawing/2015/10/21/chartex" xmlns:cx3="http://schemas.microsoft.com/office/drawing/2016/5/9/chartex" xmlns:cx4="http://schemas.microsoft.com/office/drawing/2016/5/10/chartex" xmlns:cx5="http://schemas.microsoft.com/office/drawing/2016/5/11/chartex" xmlns:cx6="http://schemas.microsoft.com/office/drawing/2016/5/12/chartex" xmlns:cx7="http://schemas.microsoft.com/office/drawing/2016/5/13/chartex" xmlns:cx8="http://schemas.microsoft.com/office/drawing/2016/5/14/chartex" xmlns:mc="http://schemas.openxmlformats.org/markup-compatibility/2006" xmlns:aink="http://schemas.microsoft.com/office/drawing/2016/ink" xmlns:am3d="http://schemas.microsoft.com/office/drawing/2017/model3d" xmlns:o="urn:schemas-microsoft-com:office:office" xmlns:r="http://schemas.openxmlformats.org/officeDocument/2006/relationships" xmlns:m="http://schemas.openxmlformats.org/officeDocument/2006/math" xmlns:v="urn:schemas-microsoft-com:vml" xmlns:wp14="http://schemas.microsoft.com/office/word/2010/wordprocessingDrawing" xmlns:wp="http://schemas.openxmlformats.org/drawingml/2006/wordprocessingDrawing" xmlns:w10="urn:schemas-microsoft-com:office:word" xmlns:w="http://schemas.openxmlformats.org/wordprocessingml/2006/main" xmlns:w14="http://schemas.microsoft.com/office/word/2010/wordml" xmlns:w15="http://schemas.microsoft.com/office/word/2012/wordml" xmlns:w16cex="http://schemas.microsoft.com/office/word/2018/wordml/cex" xmlns:w16cid="http://schemas.microsoft.com/office/word/2016/wordml/cid" xmlns:w16="http://schemas.microsoft.com/office/word/2018/wordml" xmlns:w16sdtdh="http://schemas.microsoft.com/office/word/2020/wordml/sdtdatahash" xmlns:w16se="http://schemas.microsoft.com/office/word/2015/wordml/symex" xmlns:wpg="http://schemas.microsoft.com/office/word/2010/wordprocessingGroup" xmlns:wpi="http://schemas.microsoft.com/office/word/2010/wordprocessingInk" xmlns:wne="http://schemas.microsoft.com/office/word/2006/wordml" xmlns:wps="http://schemas.microsoft.com/office/word/2010/wordprocessingShape" mc:Ignorable="w14 w15 w16se w16cid w16 w16cex w16sdtdh wp14">
+  <w:comment w:id="1" w:author="Coral Quering" w:date="2026-04-07T10:05:00Z" w:initials="CQ">
+    <w:p>
+      <w:pPr>
+        <w:pStyle w:val="CommentText"/>
+      </w:pPr>
+      <w:r>
+        <w:rPr>
+          <w:rStyle w:val="CommentReference"/>
+        </w:rPr>
+        <w:annotationRef/>
+      </w:r>
+      <w:r>
+        <w:t>References here! Do not forget</w:t>
+      </w:r>
+    </w:p>
+  </w:comment>
+</w:comments>
+</file>
+
+<file path=word/commentsExtended.xml><?xml version="1.0" encoding="utf-8"?>
+<w15:commentsEx xmlns:wpc="http://schemas.microsoft.com/office/word/2010/wordprocessingCanvas" xmlns:cx="http://schemas.microsoft.com/office/drawing/2014/chartex" xmlns:cx1="http://schemas.microsoft.com/office/drawing/2015/9/8/chartex" xmlns:cx2="http://schemas.microsoft.com/office/drawing/2015/10/21/chartex" xmlns:cx3="http://schemas.microsoft.com/office/drawing/2016/5/9/chartex" xmlns:cx4="http://schemas.microsoft.com/office/drawing/2016/5/10/chartex" xmlns:cx5="http://schemas.microsoft.com/office/drawing/2016/5/11/chartex" xmlns:cx6="http://schemas.microsoft.com/office/drawing/2016/5/12/chartex" xmlns:cx7="http://schemas.microsoft.com/office/drawing/2016/5/13/chartex" xmlns:cx8="http://schemas.microsoft.com/office/drawing/2016/5/14/chartex" xmlns:mc="http://schemas.openxmlformats.org/markup-compatibility/2006" xmlns:aink="http://schemas.microsoft.com/office/drawing/2016/ink" xmlns:am3d="http://schemas.microsoft.com/office/drawing/2017/model3d" xmlns:o="urn:schemas-microsoft-com:office:office" xmlns:r="http://schemas.openxmlformats.org/officeDocument/2006/relationships" xmlns:m="http://schemas.openxmlformats.org/officeDocument/2006/math" xmlns:v="urn:schemas-microsoft-com:vml" xmlns:wp14="http://schemas.microsoft.com/office/word/2010/wordprocessingDrawing" xmlns:wp="http://schemas.openxmlformats.org/drawingml/2006/wordprocessingDrawing" xmlns:w10="urn:schemas-microsoft-com:office:word" xmlns:w="http://schemas.openxmlformats.org/wordprocessingml/2006/main" xmlns:w14="http://schemas.microsoft.com/office/word/2010/wordml" xmlns:w15="http://schemas.microsoft.com/office/word/2012/wordml" xmlns:w16cex="http://schemas.microsoft.com/office/word/2018/wordml/cex" xmlns:w16cid="http://schemas.microsoft.com/office/word/2016/wordml/cid" xmlns:w16="http://schemas.microsoft.com/office/word/2018/wordml" xmlns:w16sdtdh="http://schemas.microsoft.com/office/word/2020/wordml/sdtdatahash" xmlns:w16se="http://schemas.microsoft.com/office/word/2015/wordml/symex" xmlns:wpg="http://schemas.microsoft.com/office/word/2010/wordprocessingGroup" xmlns:wpi="http://schemas.microsoft.com/office/word/2010/wordprocessingInk" xmlns:wne="http://schemas.microsoft.com/office/word/2006/wordml" xmlns:wps="http://schemas.microsoft.com/office/word/2010/wordprocessingShape" mc:Ignorable="w14 w15 w16se w16cid w16 w16cex w16sdtdh wp14">
+  <w15:commentEx w15:paraId="4B33B890" w15:done="0"/>
+</w15:commentsEx>
+</file>
+
+<file path=word/commentsExtensible.xml><?xml version="1.0" encoding="utf-8"?>
+<w16cex:commentsExtensible xmlns:wpc="http://schemas.microsoft.com/office/word/2010/wordprocessingCanvas" xmlns:cx="http://schemas.microsoft.com/office/drawing/2014/chartex" xmlns:cx1="http://schemas.microsoft.com/office/drawing/2015/9/8/chartex" xmlns:cx2="http://schemas.microsoft.com/office/drawing/2015/10/21/chartex" xmlns:cx3="http://schemas.microsoft.com/office/drawing/2016/5/9/chartex" xmlns:cx4="http://schemas.microsoft.com/office/drawing/2016/5/10/chartex" xmlns:cx5="http://schemas.microsoft.com/office/drawing/2016/5/11/chartex" xmlns:cx6="http://schemas.microsoft.com/office/drawing/2016/5/12/chartex" xmlns:cx7="http://schemas.microsoft.com/office/drawing/2016/5/13/chartex" xmlns:cx8="http://schemas.microsoft.com/office/drawing/2016/5/14/chartex" xmlns:mc="http://schemas.openxmlformats.org/markup-compatibility/2006" xmlns:aink="http://schemas.microsoft.com/office/drawing/2016/ink" xmlns:am3d="http://schemas.microsoft.com/office/drawing/2017/model3d" xmlns:o="urn:schemas-microsoft-com:office:office" xmlns:r="http://schemas.openxmlformats.org/officeDocument/2006/relationships" xmlns:m="http://schemas.openxmlformats.org/officeDocument/2006/math" xmlns:v="urn:schemas-microsoft-com:vml" xmlns:wp14="http://schemas.microsoft.com/office/word/2010/wordprocessingDrawing" xmlns:wp="http://schemas.openxmlformats.org/drawingml/2006/wordprocessingDrawing" xmlns:w10="urn:schemas-microsoft-com:office:word" xmlns:w="http://schemas.openxmlformats.org/wordprocessingml/2006/main" xmlns:w14="http://schemas.microsoft.com/office/word/2010/wordml" xmlns:w15="http://schemas.microsoft.com/office/word/2012/wordml" xmlns:w16cex="http://schemas.microsoft.com/office/word/2018/wordml/cex" xmlns:w16cid="http://schemas.microsoft.com/office/word/2016/wordml/cid" xmlns:w16="http://schemas.microsoft.com/office/word/2018/wordml" xmlns:w16sdtdh="http://schemas.microsoft.com/office/word/2020/wordml/sdtdatahash" xmlns:w16se="http://schemas.microsoft.com/office/word/2015/wordml/symex" xmlns:wpg="http://schemas.microsoft.com/office/word/2010/wordprocessingGroup" xmlns:wpi="http://schemas.microsoft.com/office/word/2010/wordprocessingInk" xmlns:wne="http://schemas.microsoft.com/office/word/2006/wordml" xmlns:wps="http://schemas.microsoft.com/office/word/2010/wordprocessingShape" mc:Ignorable="w14 w15 w16se w16cid w16 w16cex w16sdtdh wp14">
+  <w16cex:commentExtensible w16cex:durableId="2D7F5555" w16cex:dateUtc="2026-04-07T15:05:00Z"/>
+</w16cex:commentsExtensible>
+</file>
+
+<file path=word/commentsIds.xml><?xml version="1.0" encoding="utf-8"?>
+<w16cid:commentsIds xmlns:wpc="http://schemas.microsoft.com/office/word/2010/wordprocessingCanvas" xmlns:cx="http://schemas.microsoft.com/office/drawing/2014/chartex" xmlns:cx1="http://schemas.microsoft.com/office/drawing/2015/9/8/chartex" xmlns:cx2="http://schemas.microsoft.com/office/drawing/2015/10/21/chartex" xmlns:cx3="http://schemas.microsoft.com/office/drawing/2016/5/9/chartex" xmlns:cx4="http://schemas.microsoft.com/office/drawing/2016/5/10/chartex" xmlns:cx5="http://schemas.microsoft.com/office/drawing/2016/5/11/chartex" xmlns:cx6="http://schemas.microsoft.com/office/drawing/2016/5/12/chartex" xmlns:cx7="http://schemas.microsoft.com/office/drawing/2016/5/13/chartex" xmlns:cx8="http://schemas.microsoft.com/office/drawing/2016/5/14/chartex" xmlns:mc="http://schemas.openxmlformats.org/markup-compatibility/2006" xmlns:aink="http://schemas.microsoft.com/office/drawing/2016/ink" xmlns:am3d="http://schemas.microsoft.com/office/drawing/2017/model3d" xmlns:o="urn:schemas-microsoft-com:office:office" xmlns:r="http://schemas.openxmlformats.org/officeDocument/2006/relationships" xmlns:m="http://schemas.openxmlformats.org/officeDocument/2006/math" xmlns:v="urn:schemas-microsoft-com:vml" xmlns:wp14="http://schemas.microsoft.com/office/word/2010/wordprocessingDrawing" xmlns:wp="http://schemas.openxmlformats.org/drawingml/2006/wordprocessingDrawing" xmlns:w10="urn:schemas-microsoft-com:office:word" xmlns:w="http://schemas.openxmlformats.org/wordprocessingml/2006/main" xmlns:w14="http://schemas.microsoft.com/office/word/2010/wordml" xmlns:w15="http://schemas.microsoft.com/office/word/2012/wordml" xmlns:w16cex="http://schemas.microsoft.com/office/word/2018/wordml/cex" xmlns:w16cid="http://schemas.microsoft.com/office/word/2016/wordml/cid" xmlns:w16="http://schemas.microsoft.com/office/word/2018/wordml" xmlns:w16sdtdh="http://schemas.microsoft.com/office/word/2020/wordml/sdtdatahash" xmlns:w16se="http://schemas.microsoft.com/office/word/2015/wordml/symex" xmlns:wpg="http://schemas.microsoft.com/office/word/2010/wordprocessingGroup" xmlns:wpi="http://schemas.microsoft.com/office/word/2010/wordprocessingInk" xmlns:wne="http://schemas.microsoft.com/office/word/2006/wordml" xmlns:wps="http://schemas.microsoft.com/office/word/2010/wordprocessingShape" mc:Ignorable="w14 w15 w16se w16cid w16 w16cex w16sdtdh wp14">
+  <w16cid:commentId w16cid:paraId="4B33B890" w16cid:durableId="2D7F5555"/>
+</w16cid:commentsIds>
+</file>
+
+<file path=word/endnotes.xml><?xml version="1.0" encoding="utf-8"?>
+<w:endnotes xmlns:wpc="http://schemas.microsoft.com/office/word/2010/wordprocessingCanvas" xmlns:cx="http://schemas.microsoft.com/office/drawing/2014/chartex" xmlns:cx1="http://schemas.microsoft.com/office/drawing/2015/9/8/chartex" xmlns:cx2="http://schemas.microsoft.com/office/drawing/2015/10/21/chartex" xmlns:cx3="http://schemas.microsoft.com/office/drawing/2016/5/9/chartex" xmlns:cx4="http://schemas.microsoft.com/office/drawing/2016/5/10/chartex" xmlns:cx5="http://schemas.microsoft.com/office/drawing/2016/5/11/chartex" xmlns:cx6="http://schemas.microsoft.com/office/drawing/2016/5/12/chartex" xmlns:cx7="http://schemas.microsoft.com/office/drawing/2016/5/13/chartex" xmlns:cx8="http://schemas.microsoft.com/office/drawing/2016/5/14/chartex" xmlns:mc="http://schemas.openxmlformats.org/markup-compatibility/2006" xmlns:aink="http://schemas.microsoft.com/office/drawing/2016/ink" xmlns:am3d="http://schemas.microsoft.com/office/drawing/2017/model3d" xmlns:o="urn:schemas-microsoft-com:office:office" xmlns:r="http://schemas.openxmlformats.org/officeDocument/2006/relationships" xmlns:m="http://schemas.openxmlformats.org/officeDocument/2006/math" xmlns:v="urn:schemas-microsoft-com:vml" xmlns:wp14="http://schemas.microsoft.com/office/word/2010/wordprocessingDrawing" xmlns:wp="http://schemas.openxmlformats.org/drawingml/2006/wordprocessingDrawing" xmlns:w10="urn:schemas-microsoft-com:office:word" xmlns:w="http://schemas.openxmlformats.org/wordprocessingml/2006/main" xmlns:w14="http://schemas.microsoft.com/office/word/2010/wordml" xmlns:w15="http://schemas.microsoft.com/office/word/2012/wordml" xmlns:w16cex="http://schemas.microsoft.com/office/word/2018/wordml/cex" xmlns:w16cid="http://schemas.microsoft.com/office/word/2016/wordml/cid" xmlns:w16="http://schemas.microsoft.com/office/word/2018/wordml" xmlns:w16sdtdh="http://schemas.microsoft.com/office/word/2020/wordml/sdtdatahash" xmlns:w16se="http://schemas.microsoft.com/office/word/2015/wordml/symex" xmlns:wpg="http://schemas.microsoft.com/office/word/2010/wordprocessingGroup" xmlns:wpi="http://schemas.microsoft.com/office/word/2010/wordprocessingInk" xmlns:wne="http://schemas.microsoft.com/office/word/2006/wordml" xmlns:wps="http://schemas.microsoft.com/office/word/2010/wordprocessingShape" mc:Ignorable="w14 w15 w16se w16cid w16 w16cex w16sdtdh wp14">
+  <w:endnote w:type="separator" w:id="-1">
+    <w:p>
+      <w:pPr>
+        <w:spacing w:after="0" w:line="240" w:lineRule="auto"/>
+      </w:pPr>
+      <w:r>
+        <w:separator/>
+      </w:r>
+    </w:p>
+  </w:endnote>
+  <w:endnote w:type="continuationSeparator" w:id="0">
+    <w:p>
+      <w:pPr>
+        <w:spacing w:after="0" w:line="240" w:lineRule="auto"/>
+      </w:pPr>
+      <w:r>
+        <w:continuationSeparator/>
+      </w:r>
+    </w:p>
+  </w:endnote>
+</w:endnotes>
+</file>
+
+<file path=word/footnotes.xml><?xml version="1.0" encoding="utf-8"?>
+<w:footnotes xmlns:wpc="http://schemas.microsoft.com/office/word/2010/wordprocessingCanvas" xmlns:cx="http://schemas.microsoft.com/office/drawing/2014/chartex" xmlns:cx1="http://schemas.microsoft.com/office/drawing/2015/9/8/chartex" xmlns:cx2="http://schemas.microsoft.com/office/drawing/2015/10/21/chartex" xmlns:cx3="http://schemas.microsoft.com/office/drawing/2016/5/9/chartex" xmlns:cx4="http://schemas.microsoft.com/office/drawing/2016/5/10/chartex" xmlns:cx5="http://schemas.microsoft.com/office/drawing/2016/5/11/chartex" xmlns:cx6="http://schemas.microsoft.com/office/drawing/2016/5/12/chartex" xmlns:cx7="http://schemas.microsoft.com/office/drawing/2016/5/13/chartex" xmlns:cx8="http://schemas.microsoft.com/office/drawing/2016/5/14/chartex" xmlns:mc="http://schemas.openxmlformats.org/markup-compatibility/2006" xmlns:aink="http://schemas.microsoft.com/office/drawing/2016/ink" xmlns:am3d="http://schemas.microsoft.com/office/drawing/2017/model3d" xmlns:o="urn:schemas-microsoft-com:office:office" xmlns:r="http://schemas.openxmlformats.org/officeDocument/2006/relationships" xmlns:m="http://schemas.openxmlformats.org/officeDocument/2006/math" xmlns:v="urn:schemas-microsoft-com:vml" xmlns:wp14="http://schemas.microsoft.com/office/word/2010/wordprocessingDrawing" xmlns:wp="http://schemas.openxmlformats.org/drawingml/2006/wordprocessingDrawing" xmlns:w10="urn:schemas-microsoft-com:office:word" xmlns:w="http://schemas.openxmlformats.org/wordprocessingml/2006/main" xmlns:w14="http://schemas.microsoft.com/office/word/2010/wordml" xmlns:w15="http://schemas.microsoft.com/office/word/2012/wordml" xmlns:w16cex="http://schemas.microsoft.com/office/word/2018/wordml/cex" xmlns:w16cid="http://schemas.microsoft.com/office/word/2016/wordml/cid" xmlns:w16="http://schemas.microsoft.com/office/word/2018/wordml" xmlns:w16sdtdh="http://schemas.microsoft.com/office/word/2020/wordml/sdtdatahash" xmlns:w16se="http://schemas.microsoft.com/office/word/2015/wordml/symex" xmlns:wpg="http://schemas.microsoft.com/office/word/2010/wordprocessingGroup" xmlns:wpi="http://schemas.microsoft.com/office/word/2010/wordprocessingInk" xmlns:wne="http://schemas.microsoft.com/office/word/2006/wordml" xmlns:wps="http://schemas.microsoft.com/office/word/2010/wordprocessingShape" mc:Ignorable="w14 w15 w16se w16cid w16 w16cex w16sdtdh wp14">
+  <w:footnote w:type="separator" w:id="-1">
+    <w:p>
+      <w:pPr>
+        <w:spacing w:after="0" w:line="240" w:lineRule="auto"/>
+      </w:pPr>
+      <w:r>
+        <w:separator/>
+      </w:r>
+    </w:p>
+  </w:footnote>
+  <w:footnote w:type="continuationSeparator" w:id="0">
+    <w:p>
+      <w:pPr>
+        <w:spacing w:after="0" w:line="240" w:lineRule="auto"/>
+      </w:pPr>
+      <w:r>
+        <w:continuationSeparator/>
+      </w:r>
+    </w:p>
+  </w:footnote>
+</w:footnotes>
+</file>
+
+<file path=word/header1.xml><?xml version="1.0" encoding="utf-8"?>
+<w:hdr xmlns:wpc="http://schemas.microsoft.com/office/word/2010/wordprocessingCanvas" xmlns:cx="http://schemas.microsoft.com/office/drawing/2014/chartex" xmlns:cx1="http://schemas.microsoft.com/office/drawing/2015/9/8/chartex" xmlns:cx2="http://schemas.microsoft.com/office/drawing/2015/10/21/chartex" xmlns:cx3="http://schemas.microsoft.com/office/drawing/2016/5/9/chartex" xmlns:cx4="http://schemas.microsoft.com/office/drawing/2016/5/10/chartex" xmlns:cx5="http://schemas.microsoft.com/office/drawing/2016/5/11/chartex" xmlns:cx6="http://schemas.microsoft.com/office/drawing/2016/5/12/chartex" xmlns:cx7="http://schemas.microsoft.com/office/drawing/2016/5/13/chartex" xmlns:cx8="http://schemas.microsoft.com/office/drawing/2016/5/14/chartex" xmlns:mc="http://schemas.openxmlformats.org/markup-compatibility/2006" xmlns:aink="http://schemas.microsoft.com/office/drawing/2016/ink" xmlns:am3d="http://schemas.microsoft.com/office/drawing/2017/model3d" xmlns:o="urn:schemas-microsoft-com:office:office" xmlns:r="http://schemas.openxmlformats.org/officeDocument/2006/relationships" xmlns:m="http://schemas.openxmlformats.org/officeDocument/2006/math" xmlns:v="urn:schemas-microsoft-com:vml" xmlns:wp14="http://schemas.microsoft.com/office/word/2010/wordprocessingDrawing" xmlns:wp="http://schemas.openxmlformats.org/drawingml/2006/wordprocessingDrawing" xmlns:w10="urn:schemas-microsoft-com:office:word" xmlns:w="http://schemas.openxmlformats.org/wordprocessingml/2006/main" xmlns:w14="http://schemas.microsoft.com/office/word/2010/wordml" xmlns:w15="http://schemas.microsoft.com/office/word/2012/wordml" xmlns:w16cex="http://schemas.microsoft.com/office/word/2018/wordml/cex" xmlns:w16cid="http://schemas.microsoft.com/office/word/2016/wordml/cid" xmlns:w16="http://schemas.microsoft.com/office/word/2018/wordml" xmlns:w16sdtdh="http://schemas.microsoft.com/office/word/2020/wordml/sdtdatahash" xmlns:w16se="http://schemas.microsoft.com/office/word/2015/wordml/symex" xmlns:wpg="http://schemas.microsoft.com/office/word/2010/wordprocessingGroup" xmlns:wpi="http://schemas.microsoft.com/office/word/2010/wordprocessingInk" xmlns:wne="http://schemas.microsoft.com/office/word/2006/wordml" xmlns:wps="http://schemas.microsoft.com/office/word/2010/wordprocessingShape" mc:Ignorable="w14 w15 w16se w16cid w16 w16cex w16sdtdh wp14">
+  <w:sdt>
+    <w:sdtPr>
+      <w:rPr>
+        <w:rFonts w:ascii="Times New Roman" w:hAnsi="Times New Roman" w:cs="Times New Roman"/>
+        <w:sz w:val="24"/>
+        <w:szCs w:val="24"/>
+      </w:rPr>
+      <w:id w:val="-1552992170"/>
+      <w:docPartObj>
+        <w:docPartGallery w:val="Page Numbers (Top of Page)"/>
+        <w:docPartUnique/>
+      </w:docPartObj>
+    </w:sdtPr>
+    <w:sdtEndPr>
+      <w:rPr>
+        <w:noProof/>
+      </w:rPr>
+    </w:sdtEndPr>
+    <w:sdtContent>
+      <w:p>
+        <w:pPr>
+          <w:pStyle w:val="Header"/>
+          <w:ind w:firstLine="720"/>
+          <w:jc w:val="right"/>
+          <w:rPr>
+            <w:rFonts w:ascii="Times New Roman" w:hAnsi="Times New Roman" w:cs="Times New Roman"/>
+            <w:sz w:val="24"/>
+            <w:szCs w:val="24"/>
+          </w:rPr>
+        </w:pPr>
+        <w:r>
+          <w:rPr>
+            <w:rFonts w:ascii="Times New Roman" w:hAnsi="Times New Roman" w:cs="Times New Roman"/>
+            <w:sz w:val="24"/>
+            <w:szCs w:val="24"/>
+          </w:rPr>
+          <w:fldChar w:fldCharType="begin"/>
+        </w:r>
+        <w:r>
+          <w:rPr>
+            <w:rFonts w:ascii="Times New Roman" w:hAnsi="Times New Roman" w:cs="Times New Roman"/>
+            <w:sz w:val="24"/>
+            <w:szCs w:val="24"/>
+          </w:rPr>
+          <w:instrText xml:space="preserve"> PAGE   \* MERGEFORMAT </w:instrText>
+        </w:r>
+        <w:r>
+          <w:rPr>
+            <w:rFonts w:ascii="Times New Roman" w:hAnsi="Times New Roman" w:cs="Times New Roman"/>
+            <w:sz w:val="24"/>
+            <w:szCs w:val="24"/>
+          </w:rPr>
+          <w:fldChar w:fldCharType="separate"/>
+        </w:r>
+        <w:r>
+          <w:rPr>
+            <w:rFonts w:ascii="Times New Roman" w:hAnsi="Times New Roman" w:cs="Times New Roman"/>
+            <w:noProof/>
+            <w:sz w:val="24"/>
+            <w:szCs w:val="24"/>
+          </w:rPr>
+          <w:t>2</w:t>
+        </w:r>
+        <w:r>
+          <w:rPr>
+            <w:rFonts w:ascii="Times New Roman" w:hAnsi="Times New Roman" w:cs="Times New Roman"/>
+            <w:noProof/>
+            <w:sz w:val="24"/>
+            <w:szCs w:val="24"/>
+          </w:rPr>
+          <w:fldChar w:fldCharType="end"/>
+        </w:r>
+      </w:p>
+    </w:sdtContent>
+  </w:sdt>
+  <w:p>
+    <w:pPr>
+      <w:pStyle w:val="Header"/>
+    </w:pPr>
+  </w:p>
+</w:hdr>
+</file>
+
 <file path=word/numbering.xml><?xml version="1.0" encoding="utf-8"?>
-<w:numbering xmlns:wpc="http://schemas.microsoft.com/office/word/2010/wordprocessingCanvas" xmlns:cx="http://schemas.microsoft.com/office/drawing/2014/chartex" xmlns:cx1="http://schemas.microsoft.com/office/drawing/2015/9/8/chartex" xmlns:cx2="http://schemas.microsoft.com/office/drawing/2015/10/21/chartex" xmlns:cx3="http://schemas.microsoft.com/office/drawing/2016/5/9/chartex" xmlns:cx4="http://schemas.microsoft.com/office/drawing/2016/5/10/chartex" xmlns:cx5="http://schemas.microsoft.com/office/drawing/2016/5/11/chartex" xmlns:cx6="http://schemas.microsoft.com/office/drawing/2016/5/12/chartex" xmlns:cx7="http://schemas.microsoft.com/office/drawing/2016/5/13/chartex" xmlns:cx8="http://schemas.microsoft.com/office/drawing/2016/5/14/chartex" xmlns:mc="http://schemas.openxmlformats.org/markup-compatibility/2006" xmlns:aink="http://schemas.microsoft.com/office/drawing/2016/ink" xmlns:am3d="http://schemas.microsoft.com/office/drawing/2017/model3d" xmlns:o="urn:schemas-microsoft-com:office:office" xmlns:oel="http://schemas.microsoft.com/office/2019/extlst" xmlns:r="http://schemas.openxmlformats.org/officeDocument/2006/relationships" xmlns:m="http://schemas.openxmlformats.org/officeDocument/2006/math" xmlns:v="urn:schemas-microsoft-com:vml" xmlns:wp14="http://schemas.microsoft.com/office/word/2010/wordprocessingDrawing" xmlns:wp="http://schemas.openxmlformats.org/drawingml/2006/wordprocessingDrawing" xmlns:w10="urn:schemas-microsoft-com:office:word" xmlns:w="http://schemas.openxmlformats.org/wordprocessingml/2006/main" xmlns:w14="http://schemas.microsoft.com/office/word/2010/wordml" xmlns:w15="http://schemas.microsoft.com/office/word/2012/wordml" xmlns:w16cex="http://schemas.microsoft.com/office/word/2018/wordml/cex" xmlns:w16cid="http://schemas.microsoft.com/office/word/2016/wordml/cid" xmlns:w16="http://schemas.microsoft.com/office/word/2018/wordml" xmlns:w16du="http://schemas.microsoft.com/office/word/2023/wordml/word16du" xmlns:w16sdtdh="http://schemas.microsoft.com/office/word/2020/wordml/sdtdatahash" xmlns:w16sdtfl="http://schemas.microsoft.com/office/word/2024/wordml/sdtformatlock" xmlns:w16se="http://schemas.microsoft.com/office/word/2015/wordml/symex" xmlns:wpg="http://schemas.microsoft.com/office/word/2010/wordprocessingGroup" xmlns:wpi="http://schemas.microsoft.com/office/word/2010/wordprocessingInk" xmlns:wne="http://schemas.microsoft.com/office/word/2006/wordml" xmlns:wps="http://schemas.microsoft.com/office/word/2010/wordprocessingShape" mc:Ignorable="w14 w15 w16se w16cid w16 w16cex w16sdtdh w16sdtfl w16du wp14">
+<w:numbering xmlns:wpc="http://schemas.microsoft.com/office/word/2010/wordprocessingCanvas" xmlns:cx="http://schemas.microsoft.com/office/drawing/2014/chartex" xmlns:cx1="http://schemas.microsoft.com/office/drawing/2015/9/8/chartex" xmlns:cx2="http://schemas.microsoft.com/office/drawing/2015/10/21/chartex" xmlns:cx3="http://schemas.microsoft.com/office/drawing/2016/5/9/chartex" xmlns:cx4="http://schemas.microsoft.com/office/drawing/2016/5/10/chartex" xmlns:cx5="http://schemas.microsoft.com/office/drawing/2016/5/11/chartex" xmlns:cx6="http://schemas.microsoft.com/office/drawing/2016/5/12/chartex" xmlns:cx7="http://schemas.microsoft.com/office/drawing/2016/5/13/chartex" xmlns:cx8="http://schemas.microsoft.com/office/drawing/2016/5/14/chartex" xmlns:mc="http://schemas.openxmlformats.org/markup-compatibility/2006" xmlns:aink="http://schemas.microsoft.com/office/drawing/2016/ink" xmlns:am3d="http://schemas.microsoft.com/office/drawing/2017/model3d" xmlns:o="urn:schemas-microsoft-com:office:office" xmlns:r="http://schemas.openxmlformats.org/officeDocument/2006/relationships" xmlns:m="http://schemas.openxmlformats.org/officeDocument/2006/math" xmlns:v="urn:schemas-microsoft-com:vml" xmlns:wp14="http://schemas.microsoft.com/office/word/2010/wordprocessingDrawing" xmlns:wp="http://schemas.openxmlformats.org/drawingml/2006/wordprocessingDrawing" xmlns:w10="urn:schemas-microsoft-com:office:word" xmlns:w="http://schemas.openxmlformats.org/wordprocessingml/2006/main" xmlns:w14="http://schemas.microsoft.com/office/word/2010/wordml" xmlns:w15="http://schemas.microsoft.com/office/word/2012/wordml" xmlns:w16cex="http://schemas.microsoft.com/office/word/2018/wordml/cex" xmlns:w16cid="http://schemas.microsoft.com/office/word/2016/wordml/cid" xmlns:w16="http://schemas.microsoft.com/office/word/2018/wordml" xmlns:w16sdtdh="http://schemas.microsoft.com/office/word/2020/wordml/sdtdatahash" xmlns:w16se="http://schemas.microsoft.com/office/word/2015/wordml/symex" xmlns:wpg="http://schemas.microsoft.com/office/word/2010/wordprocessingGroup" xmlns:wpi="http://schemas.microsoft.com/office/word/2010/wordprocessingInk" xmlns:wne="http://schemas.microsoft.com/office/word/2006/wordml" xmlns:wps="http://schemas.microsoft.com/office/word/2010/wordprocessingShape" mc:Ignorable="w14 w15 w16se w16cid w16 w16cex w16sdtdh wp14">
   <w:abstractNum w:abstractNumId="0" w15:restartNumberingAfterBreak="0">
     <w:nsid w:val="6A9D669A"/>
     <w:multiLevelType w:val="hybridMultilevel"/>
@@ -496,14 +1906,138 @@
       </w:rPr>
     </w:lvl>
   </w:abstractNum>
-  <w:num w:numId="1" w16cid:durableId="1685203391">
+  <w:abstractNum w:abstractNumId="1" w15:restartNumberingAfterBreak="0">
+    <w:nsid w:val="79092850"/>
+    <w:multiLevelType w:val="hybridMultilevel"/>
+    <w:tmpl w:val="DBC007D2"/>
+    <w:lvl w:ilvl="0" w:tplc="3B7E9E50">
+      <w:start w:val="7"/>
+      <w:numFmt w:val="bullet"/>
+      <w:lvlText w:val="-"/>
+      <w:lvlJc w:val="left"/>
+      <w:pPr>
+        <w:ind w:left="720" w:hanging="360"/>
+      </w:pPr>
+      <w:rPr>
+        <w:rFonts w:ascii="Times New Roman" w:eastAsiaTheme="minorHAnsi" w:hAnsi="Times New Roman" w:cs="Times New Roman" w:hint="default"/>
+      </w:rPr>
+    </w:lvl>
+    <w:lvl w:ilvl="1" w:tplc="04090003" w:tentative="1">
+      <w:start w:val="1"/>
+      <w:numFmt w:val="bullet"/>
+      <w:lvlText w:val="o"/>
+      <w:lvlJc w:val="left"/>
+      <w:pPr>
+        <w:ind w:left="1440" w:hanging="360"/>
+      </w:pPr>
+      <w:rPr>
+        <w:rFonts w:ascii="Courier New" w:hAnsi="Courier New" w:cs="Courier New" w:hint="default"/>
+      </w:rPr>
+    </w:lvl>
+    <w:lvl w:ilvl="2" w:tplc="04090005" w:tentative="1">
+      <w:start w:val="1"/>
+      <w:numFmt w:val="bullet"/>
+      <w:lvlText w:val=""/>
+      <w:lvlJc w:val="left"/>
+      <w:pPr>
+        <w:ind w:left="2160" w:hanging="360"/>
+      </w:pPr>
+      <w:rPr>
+        <w:rFonts w:ascii="Wingdings" w:hAnsi="Wingdings" w:hint="default"/>
+      </w:rPr>
+    </w:lvl>
+    <w:lvl w:ilvl="3" w:tplc="04090001" w:tentative="1">
+      <w:start w:val="1"/>
+      <w:numFmt w:val="bullet"/>
+      <w:lvlText w:val=""/>
+      <w:lvlJc w:val="left"/>
+      <w:pPr>
+        <w:ind w:left="2880" w:hanging="360"/>
+      </w:pPr>
+      <w:rPr>
+        <w:rFonts w:ascii="Symbol" w:hAnsi="Symbol" w:hint="default"/>
+      </w:rPr>
+    </w:lvl>
+    <w:lvl w:ilvl="4" w:tplc="04090003" w:tentative="1">
+      <w:start w:val="1"/>
+      <w:numFmt w:val="bullet"/>
+      <w:lvlText w:val="o"/>
+      <w:lvlJc w:val="left"/>
+      <w:pPr>
+        <w:ind w:left="3600" w:hanging="360"/>
+      </w:pPr>
+      <w:rPr>
+        <w:rFonts w:ascii="Courier New" w:hAnsi="Courier New" w:cs="Courier New" w:hint="default"/>
+      </w:rPr>
+    </w:lvl>
+    <w:lvl w:ilvl="5" w:tplc="04090005" w:tentative="1">
+      <w:start w:val="1"/>
+      <w:numFmt w:val="bullet"/>
+      <w:lvlText w:val=""/>
+      <w:lvlJc w:val="left"/>
+      <w:pPr>
+        <w:ind w:left="4320" w:hanging="360"/>
+      </w:pPr>
+      <w:rPr>
+        <w:rFonts w:ascii="Wingdings" w:hAnsi="Wingdings" w:hint="default"/>
+      </w:rPr>
+    </w:lvl>
+    <w:lvl w:ilvl="6" w:tplc="04090001" w:tentative="1">
+      <w:start w:val="1"/>
+      <w:numFmt w:val="bullet"/>
+      <w:lvlText w:val=""/>
+      <w:lvlJc w:val="left"/>
+      <w:pPr>
+        <w:ind w:left="5040" w:hanging="360"/>
+      </w:pPr>
+      <w:rPr>
+        <w:rFonts w:ascii="Symbol" w:hAnsi="Symbol" w:hint="default"/>
+      </w:rPr>
+    </w:lvl>
+    <w:lvl w:ilvl="7" w:tplc="04090003" w:tentative="1">
+      <w:start w:val="1"/>
+      <w:numFmt w:val="bullet"/>
+      <w:lvlText w:val="o"/>
+      <w:lvlJc w:val="left"/>
+      <w:pPr>
+        <w:ind w:left="5760" w:hanging="360"/>
+      </w:pPr>
+      <w:rPr>
+        <w:rFonts w:ascii="Courier New" w:hAnsi="Courier New" w:cs="Courier New" w:hint="default"/>
+      </w:rPr>
+    </w:lvl>
+    <w:lvl w:ilvl="8" w:tplc="04090005" w:tentative="1">
+      <w:start w:val="1"/>
+      <w:numFmt w:val="bullet"/>
+      <w:lvlText w:val=""/>
+      <w:lvlJc w:val="left"/>
+      <w:pPr>
+        <w:ind w:left="6480" w:hanging="360"/>
+      </w:pPr>
+      <w:rPr>
+        <w:rFonts w:ascii="Wingdings" w:hAnsi="Wingdings" w:hint="default"/>
+      </w:rPr>
+    </w:lvl>
+  </w:abstractNum>
+  <w:num w:numId="1">
     <w:abstractNumId w:val="0"/>
+  </w:num>
+  <w:num w:numId="2">
+    <w:abstractNumId w:val="1"/>
   </w:num>
 </w:numbering>
 </file>
 
+<file path=word/people.xml><?xml version="1.0" encoding="utf-8"?>
+<w15:people xmlns:wpc="http://schemas.microsoft.com/office/word/2010/wordprocessingCanvas" xmlns:cx="http://schemas.microsoft.com/office/drawing/2014/chartex" xmlns:cx1="http://schemas.microsoft.com/office/drawing/2015/9/8/chartex" xmlns:cx2="http://schemas.microsoft.com/office/drawing/2015/10/21/chartex" xmlns:cx3="http://schemas.microsoft.com/office/drawing/2016/5/9/chartex" xmlns:cx4="http://schemas.microsoft.com/office/drawing/2016/5/10/chartex" xmlns:cx5="http://schemas.microsoft.com/office/drawing/2016/5/11/chartex" xmlns:cx6="http://schemas.microsoft.com/office/drawing/2016/5/12/chartex" xmlns:cx7="http://schemas.microsoft.com/office/drawing/2016/5/13/chartex" xmlns:cx8="http://schemas.microsoft.com/office/drawing/2016/5/14/chartex" xmlns:mc="http://schemas.openxmlformats.org/markup-compatibility/2006" xmlns:aink="http://schemas.microsoft.com/office/drawing/2016/ink" xmlns:am3d="http://schemas.microsoft.com/office/drawing/2017/model3d" xmlns:o="urn:schemas-microsoft-com:office:office" xmlns:r="http://schemas.openxmlformats.org/officeDocument/2006/relationships" xmlns:m="http://schemas.openxmlformats.org/officeDocument/2006/math" xmlns:v="urn:schemas-microsoft-com:vml" xmlns:wp14="http://schemas.microsoft.com/office/word/2010/wordprocessingDrawing" xmlns:wp="http://schemas.openxmlformats.org/drawingml/2006/wordprocessingDrawing" xmlns:w10="urn:schemas-microsoft-com:office:word" xmlns:w="http://schemas.openxmlformats.org/wordprocessingml/2006/main" xmlns:w14="http://schemas.microsoft.com/office/word/2010/wordml" xmlns:w15="http://schemas.microsoft.com/office/word/2012/wordml" xmlns:w16cex="http://schemas.microsoft.com/office/word/2018/wordml/cex" xmlns:w16cid="http://schemas.microsoft.com/office/word/2016/wordml/cid" xmlns:w16="http://schemas.microsoft.com/office/word/2018/wordml" xmlns:w16sdtdh="http://schemas.microsoft.com/office/word/2020/wordml/sdtdatahash" xmlns:w16se="http://schemas.microsoft.com/office/word/2015/wordml/symex" xmlns:wpg="http://schemas.microsoft.com/office/word/2010/wordprocessingGroup" xmlns:wpi="http://schemas.microsoft.com/office/word/2010/wordprocessingInk" xmlns:wne="http://schemas.microsoft.com/office/word/2006/wordml" xmlns:wps="http://schemas.microsoft.com/office/word/2010/wordprocessingShape" mc:Ignorable="w14 w15 w16se w16cid w16 w16cex w16sdtdh wp14">
+  <w15:person w15:author="Coral Quering">
+    <w15:presenceInfo w15:providerId="AD" w15:userId="S-1-5-21-1547161642-1035525444-725345543-13980"/>
+  </w15:person>
+</w15:people>
+</file>
+
 <file path=word/styles.xml><?xml version="1.0" encoding="utf-8"?>
-<w:styles xmlns:mc="http://schemas.openxmlformats.org/markup-compatibility/2006" xmlns:r="http://schemas.openxmlformats.org/officeDocument/2006/relationships" xmlns:w="http://schemas.openxmlformats.org/wordprocessingml/2006/main" xmlns:w14="http://schemas.microsoft.com/office/word/2010/wordml" xmlns:w15="http://schemas.microsoft.com/office/word/2012/wordml" xmlns:w16cex="http://schemas.microsoft.com/office/word/2018/wordml/cex" xmlns:w16cid="http://schemas.microsoft.com/office/word/2016/wordml/cid" xmlns:w16="http://schemas.microsoft.com/office/word/2018/wordml" xmlns:w16du="http://schemas.microsoft.com/office/word/2023/wordml/word16du" xmlns:w16sdtdh="http://schemas.microsoft.com/office/word/2020/wordml/sdtdatahash" xmlns:w16sdtfl="http://schemas.microsoft.com/office/word/2024/wordml/sdtformatlock" xmlns:w16se="http://schemas.microsoft.com/office/word/2015/wordml/symex" mc:Ignorable="w14 w15 w16se w16cid w16 w16cex w16sdtdh w16sdtfl w16du">
+<w:styles xmlns:mc="http://schemas.openxmlformats.org/markup-compatibility/2006" xmlns:r="http://schemas.openxmlformats.org/officeDocument/2006/relationships" xmlns:w="http://schemas.openxmlformats.org/wordprocessingml/2006/main" xmlns:w14="http://schemas.microsoft.com/office/word/2010/wordml" xmlns:w15="http://schemas.microsoft.com/office/word/2012/wordml" xmlns:w16cex="http://schemas.microsoft.com/office/word/2018/wordml/cex" xmlns:w16cid="http://schemas.microsoft.com/office/word/2016/wordml/cid" xmlns:w16="http://schemas.microsoft.com/office/word/2018/wordml" xmlns:w16sdtdh="http://schemas.microsoft.com/office/word/2020/wordml/sdtdatahash" xmlns:w16se="http://schemas.microsoft.com/office/word/2015/wordml/symex" mc:Ignorable="w14 w15 w16se w16cid w16 w16cex w16sdtdh">
   <w:docDefaults>
     <w:rPrDefault>
       <w:rPr>
@@ -962,6 +2496,137 @@
       <w:shd w:val="clear" w:color="auto" w:fill="E1DFDD"/>
     </w:rPr>
   </w:style>
+  <w:style w:type="character" w:styleId="CommentReference">
+    <w:name w:val="annotation reference"/>
+    <w:basedOn w:val="DefaultParagraphFont"/>
+    <w:uiPriority w:val="99"/>
+    <w:semiHidden/>
+    <w:unhideWhenUsed/>
+    <w:rsid w:val="00E06ADC"/>
+    <w:rPr>
+      <w:sz w:val="16"/>
+      <w:szCs w:val="16"/>
+    </w:rPr>
+  </w:style>
+  <w:style w:type="paragraph" w:styleId="CommentText">
+    <w:name w:val="annotation text"/>
+    <w:basedOn w:val="Normal"/>
+    <w:link w:val="CommentTextChar"/>
+    <w:uiPriority w:val="99"/>
+    <w:semiHidden/>
+    <w:unhideWhenUsed/>
+    <w:rsid w:val="00E06ADC"/>
+    <w:pPr>
+      <w:spacing w:line="240" w:lineRule="auto"/>
+    </w:pPr>
+    <w:rPr>
+      <w:sz w:val="20"/>
+      <w:szCs w:val="20"/>
+    </w:rPr>
+  </w:style>
+  <w:style w:type="character" w:customStyle="1" w:styleId="CommentTextChar">
+    <w:name w:val="Comment Text Char"/>
+    <w:basedOn w:val="DefaultParagraphFont"/>
+    <w:link w:val="CommentText"/>
+    <w:uiPriority w:val="99"/>
+    <w:semiHidden/>
+    <w:rsid w:val="00E06ADC"/>
+    <w:rPr>
+      <w:sz w:val="20"/>
+      <w:szCs w:val="20"/>
+    </w:rPr>
+  </w:style>
+  <w:style w:type="paragraph" w:styleId="CommentSubject">
+    <w:name w:val="annotation subject"/>
+    <w:basedOn w:val="CommentText"/>
+    <w:next w:val="CommentText"/>
+    <w:link w:val="CommentSubjectChar"/>
+    <w:uiPriority w:val="99"/>
+    <w:semiHidden/>
+    <w:unhideWhenUsed/>
+    <w:rsid w:val="00E06ADC"/>
+    <w:rPr>
+      <w:b/>
+      <w:bCs/>
+    </w:rPr>
+  </w:style>
+  <w:style w:type="character" w:customStyle="1" w:styleId="CommentSubjectChar">
+    <w:name w:val="Comment Subject Char"/>
+    <w:basedOn w:val="CommentTextChar"/>
+    <w:link w:val="CommentSubject"/>
+    <w:uiPriority w:val="99"/>
+    <w:semiHidden/>
+    <w:rsid w:val="00E06ADC"/>
+    <w:rPr>
+      <w:b/>
+      <w:bCs/>
+      <w:sz w:val="20"/>
+      <w:szCs w:val="20"/>
+    </w:rPr>
+  </w:style>
+  <w:style w:type="paragraph" w:styleId="Header">
+    <w:name w:val="header"/>
+    <w:basedOn w:val="Normal"/>
+    <w:link w:val="HeaderChar"/>
+    <w:uiPriority w:val="99"/>
+    <w:unhideWhenUsed/>
+    <w:rsid w:val="002168A4"/>
+    <w:pPr>
+      <w:tabs>
+        <w:tab w:val="center" w:pos="4680"/>
+        <w:tab w:val="right" w:pos="9360"/>
+      </w:tabs>
+      <w:spacing w:after="0" w:line="240" w:lineRule="auto"/>
+    </w:pPr>
+  </w:style>
+  <w:style w:type="character" w:customStyle="1" w:styleId="HeaderChar">
+    <w:name w:val="Header Char"/>
+    <w:basedOn w:val="DefaultParagraphFont"/>
+    <w:link w:val="Header"/>
+    <w:uiPriority w:val="99"/>
+    <w:rsid w:val="002168A4"/>
+  </w:style>
+  <w:style w:type="paragraph" w:styleId="Footer">
+    <w:name w:val="footer"/>
+    <w:basedOn w:val="Normal"/>
+    <w:link w:val="FooterChar"/>
+    <w:uiPriority w:val="99"/>
+    <w:unhideWhenUsed/>
+    <w:rsid w:val="002168A4"/>
+    <w:pPr>
+      <w:tabs>
+        <w:tab w:val="center" w:pos="4680"/>
+        <w:tab w:val="right" w:pos="9360"/>
+      </w:tabs>
+      <w:spacing w:after="0" w:line="240" w:lineRule="auto"/>
+    </w:pPr>
+  </w:style>
+  <w:style w:type="character" w:customStyle="1" w:styleId="FooterChar">
+    <w:name w:val="Footer Char"/>
+    <w:basedOn w:val="DefaultParagraphFont"/>
+    <w:link w:val="Footer"/>
+    <w:uiPriority w:val="99"/>
+    <w:rsid w:val="002168A4"/>
+  </w:style>
+  <w:style w:type="paragraph" w:styleId="Caption">
+    <w:name w:val="caption"/>
+    <w:basedOn w:val="Normal"/>
+    <w:next w:val="Normal"/>
+    <w:uiPriority w:val="35"/>
+    <w:unhideWhenUsed/>
+    <w:qFormat/>
+    <w:rsid w:val="002168A4"/>
+    <w:pPr>
+      <w:spacing w:after="200" w:line="240" w:lineRule="auto"/>
+    </w:pPr>
+    <w:rPr>
+      <w:i/>
+      <w:iCs/>
+      <w:color w:val="44546A" w:themeColor="text2"/>
+      <w:sz w:val="18"/>
+      <w:szCs w:val="18"/>
+    </w:rPr>
+  </w:style>
 </w:styles>
 </file>
 
